--- a/散笔记/锁与并发/Redis缓存三大问题与击穿锁实战.docx
+++ b/散笔记/锁与并发/Redis缓存三大问题与击穿锁实战.docx
@@ -1519,6 +1519,12 @@
             <w:insideH w:val="single" w:color="4F81BD" w:themeColor="accent1" w:sz="8" w:space="0"/>
             <w:insideV w:val="single" w:color="4F81BD" w:themeColor="accent1" w:sz="8" w:space="0"/>
           </w:tblBorders>
+          <w:tblCellMar>
+            <w:top w:w="0" w:type="dxa"/>
+            <w:left w:w="108" w:type="dxa"/>
+            <w:bottom w:w="0" w:type="dxa"/>
+            <w:right w:w="108" w:type="dxa"/>
+          </w:tblCellMar>
         </w:tblPrEx>
         <w:tc>
           <w:tcPr>
@@ -2234,23 +2240,55 @@
       </w:tr>
     </w:tbl>
     <w:p>
+      <w:pPr>
+        <w:rPr>
+          <w:rFonts w:hint="eastAsia" w:ascii="微软雅黑" w:hAnsi="微软雅黑" w:eastAsia="微软雅黑"/>
+          <w:b/>
+          <w:sz w:val="21"/>
+        </w:rPr>
+      </w:pPr>
       <w:r>
         <w:rPr>
           <w:rFonts w:ascii="微软雅黑" w:hAnsi="微软雅黑" w:eastAsia="微软雅黑"/>
           <w:b/>
           <w:sz w:val="21"/>
         </w:rPr>
-        <w:t>穿透=穿过缓存和DB(都没有)；击穿=击破一个点(热点)；雪崩=大面积崩塌。本文档重点做「击穿」的互斥锁——因为它用到 SETNX，最考验对锁的理</w:t>
-      </w:r>
-      <w:bookmarkStart w:id="0" w:name="_GoBack"/>
-      <w:bookmarkEnd w:id="0"/>
-      <w:r>
-        <w:rPr>
-          <w:rFonts w:ascii="微软雅黑" w:hAnsi="微软雅黑" w:eastAsia="微软雅黑"/>
+        <w:t>穿透=穿过缓存和DB(都没有)；击穿=击破一个点(热点)；雪崩=大面积崩塌。本文档重点做「击穿」的互斥锁——因为它用到 SETNX，最考验对锁的理解。</w:t>
+      </w:r>
+      <w:r>
+        <w:rPr>
+          <w:rFonts w:hint="eastAsia" w:ascii="微软雅黑" w:hAnsi="微软雅黑" w:eastAsia="微软雅黑"/>
           <w:b/>
           <w:sz w:val="21"/>
         </w:rPr>
-        <w:t>解。</w:t>
+        <w:t>定义：一个热点 key刚好过期，此时大量并发请求同时打过来，缓存查不到数据，全部穿透到数据库，瞬间压垮 DB。</w:t>
+      </w:r>
+    </w:p>
+    <w:p>
+      <w:pPr>
+        <w:rPr>
+          <w:rFonts w:hint="eastAsia" w:ascii="微软雅黑" w:hAnsi="微软雅黑" w:eastAsia="微软雅黑"/>
+          <w:b/>
+          <w:sz w:val="21"/>
+        </w:rPr>
+      </w:pPr>
+      <w:r>
+        <w:rPr>
+          <w:rFonts w:hint="eastAsia" w:ascii="微软雅黑" w:hAnsi="微软雅黑" w:eastAsia="微软雅黑"/>
+          <w:b/>
+          <w:sz w:val="21"/>
+        </w:rPr>
+        <w:t>场景：单个 key 过期 + 高并发同时访问这个 key</w:t>
+      </w:r>
+    </w:p>
+    <w:p>
+      <w:r>
+        <w:rPr>
+          <w:rFonts w:hint="eastAsia" w:ascii="微软雅黑" w:hAnsi="微软雅黑" w:eastAsia="微软雅黑"/>
+          <w:b/>
+          <w:sz w:val="21"/>
+        </w:rPr>
+        <w:t>和缓存雪崩区分：击穿是单个热点 key；雪崩是大量 key 同时过期</w:t>
       </w:r>
     </w:p>
     <w:p>
@@ -4676,6 +4714,12 @@
             <w:insideH w:val="single" w:color="4F81BD" w:themeColor="accent1" w:sz="8" w:space="0"/>
             <w:insideV w:val="single" w:color="4F81BD" w:themeColor="accent1" w:sz="8" w:space="0"/>
           </w:tblBorders>
+          <w:tblCellMar>
+            <w:top w:w="0" w:type="dxa"/>
+            <w:left w:w="108" w:type="dxa"/>
+            <w:bottom w:w="0" w:type="dxa"/>
+            <w:right w:w="108" w:type="dxa"/>
+          </w:tblCellMar>
         </w:tblPrEx>
         <w:tc>
           <w:tcPr>
@@ -4881,6 +4925,14 @@
       </w:tr>
       <w:tr>
         <w:tblPrEx>
+          <w:tblBorders>
+            <w:top w:val="single" w:color="4F81BD" w:themeColor="accent1" w:sz="8" w:space="0"/>
+            <w:left w:val="single" w:color="4F81BD" w:themeColor="accent1" w:sz="8" w:space="0"/>
+            <w:bottom w:val="single" w:color="4F81BD" w:themeColor="accent1" w:sz="8" w:space="0"/>
+            <w:right w:val="single" w:color="4F81BD" w:themeColor="accent1" w:sz="8" w:space="0"/>
+            <w:insideH w:val="single" w:color="4F81BD" w:themeColor="accent1" w:sz="8" w:space="0"/>
+            <w:insideV w:val="single" w:color="4F81BD" w:themeColor="accent1" w:sz="8" w:space="0"/>
+          </w:tblBorders>
           <w:tblCellMar>
             <w:top w:w="0" w:type="dxa"/>
             <w:left w:w="108" w:type="dxa"/>
@@ -5259,6 +5311,8 @@
         </w:rPr>
         <w:t>public Product getProductDetail(Long id) {</w:t>
       </w:r>
+      <w:bookmarkStart w:id="0" w:name="_GoBack"/>
+      <w:bookmarkEnd w:id="0"/>
       <w:r>
         <w:rPr>
           <w:rFonts w:ascii="Consolas" w:hAnsi="Consolas" w:eastAsia="宋体"/>
@@ -5771,8 +5825,23 @@
     <w:tbl>
       <w:tblPr>
         <w:tblStyle w:val="49"/>
-        <w:tblW w:type="auto" w:w="0"/>
-        <w:tblLook w:firstColumn="1" w:firstRow="1" w:lastColumn="0" w:lastRow="0" w:noHBand="0" w:noVBand="1" w:val="04A0"/>
+        <w:tblW w:w="0" w:type="auto"/>
+        <w:tblInd w:w="0" w:type="dxa"/>
+        <w:tblBorders>
+          <w:top w:val="single" w:color="4F81BD" w:themeColor="accent1" w:sz="8" w:space="0"/>
+          <w:left w:val="single" w:color="4F81BD" w:themeColor="accent1" w:sz="8" w:space="0"/>
+          <w:bottom w:val="single" w:color="4F81BD" w:themeColor="accent1" w:sz="8" w:space="0"/>
+          <w:right w:val="single" w:color="4F81BD" w:themeColor="accent1" w:sz="8" w:space="0"/>
+          <w:insideH w:val="single" w:color="4F81BD" w:themeColor="accent1" w:sz="8" w:space="0"/>
+          <w:insideV w:val="single" w:color="4F81BD" w:themeColor="accent1" w:sz="8" w:space="0"/>
+        </w:tblBorders>
+        <w:tblLayout w:type="autofit"/>
+        <w:tblCellMar>
+          <w:top w:w="0" w:type="dxa"/>
+          <w:left w:w="108" w:type="dxa"/>
+          <w:bottom w:w="0" w:type="dxa"/>
+          <w:right w:w="108" w:type="dxa"/>
+        </w:tblCellMar>
       </w:tblPr>
       <w:tblGrid>
         <w:gridCol w:w="2880"/>
@@ -5780,9 +5849,25 @@
         <w:gridCol w:w="2880"/>
       </w:tblGrid>
       <w:tr>
+        <w:tblPrEx>
+          <w:tblBorders>
+            <w:top w:val="single" w:color="4F81BD" w:themeColor="accent1" w:sz="8" w:space="0"/>
+            <w:left w:val="single" w:color="4F81BD" w:themeColor="accent1" w:sz="8" w:space="0"/>
+            <w:bottom w:val="single" w:color="4F81BD" w:themeColor="accent1" w:sz="8" w:space="0"/>
+            <w:right w:val="single" w:color="4F81BD" w:themeColor="accent1" w:sz="8" w:space="0"/>
+            <w:insideH w:val="single" w:color="4F81BD" w:themeColor="accent1" w:sz="8" w:space="0"/>
+            <w:insideV w:val="single" w:color="4F81BD" w:themeColor="accent1" w:sz="8" w:space="0"/>
+          </w:tblBorders>
+          <w:tblCellMar>
+            <w:top w:w="0" w:type="dxa"/>
+            <w:left w:w="108" w:type="dxa"/>
+            <w:bottom w:w="0" w:type="dxa"/>
+            <w:right w:w="108" w:type="dxa"/>
+          </w:tblCellMar>
+        </w:tblPrEx>
         <w:tc>
           <w:tcPr>
-            <w:tcW w:type="dxa" w:w="2880"/>
+            <w:tcW w:w="2880" w:type="dxa"/>
           </w:tcPr>
           <w:p>
             <w:r>
@@ -5798,7 +5883,7 @@
         </w:tc>
         <w:tc>
           <w:tcPr>
-            <w:tcW w:type="dxa" w:w="2880"/>
+            <w:tcW w:w="2880" w:type="dxa"/>
           </w:tcPr>
           <w:p>
             <w:r>
@@ -5814,7 +5899,7 @@
         </w:tc>
         <w:tc>
           <w:tcPr>
-            <w:tcW w:type="dxa" w:w="2880"/>
+            <w:tcW w:w="2880" w:type="dxa"/>
           </w:tcPr>
           <w:p>
             <w:r>
@@ -5830,9 +5915,25 @@
         </w:tc>
       </w:tr>
       <w:tr>
+        <w:tblPrEx>
+          <w:tblBorders>
+            <w:top w:val="single" w:color="4F81BD" w:themeColor="accent1" w:sz="8" w:space="0"/>
+            <w:left w:val="single" w:color="4F81BD" w:themeColor="accent1" w:sz="8" w:space="0"/>
+            <w:bottom w:val="single" w:color="4F81BD" w:themeColor="accent1" w:sz="8" w:space="0"/>
+            <w:right w:val="single" w:color="4F81BD" w:themeColor="accent1" w:sz="8" w:space="0"/>
+            <w:insideH w:val="single" w:color="4F81BD" w:themeColor="accent1" w:sz="8" w:space="0"/>
+            <w:insideV w:val="single" w:color="4F81BD" w:themeColor="accent1" w:sz="8" w:space="0"/>
+          </w:tblBorders>
+          <w:tblCellMar>
+            <w:top w:w="0" w:type="dxa"/>
+            <w:left w:w="108" w:type="dxa"/>
+            <w:bottom w:w="0" w:type="dxa"/>
+            <w:right w:w="108" w:type="dxa"/>
+          </w:tblCellMar>
+        </w:tblPrEx>
         <w:tc>
           <w:tcPr>
-            <w:tcW w:type="dxa" w:w="2880"/>
+            <w:tcW w:w="2880" w:type="dxa"/>
           </w:tcPr>
           <w:p>
             <w:r>
@@ -5847,7 +5948,7 @@
         </w:tc>
         <w:tc>
           <w:tcPr>
-            <w:tcW w:type="dxa" w:w="2880"/>
+            <w:tcW w:w="2880" w:type="dxa"/>
           </w:tcPr>
           <w:p>
             <w:r>
@@ -5862,7 +5963,7 @@
         </w:tc>
         <w:tc>
           <w:tcPr>
-            <w:tcW w:type="dxa" w:w="2880"/>
+            <w:tcW w:w="2880" w:type="dxa"/>
           </w:tcPr>
           <w:p>
             <w:r>
@@ -5877,9 +5978,25 @@
         </w:tc>
       </w:tr>
       <w:tr>
+        <w:tblPrEx>
+          <w:tblBorders>
+            <w:top w:val="single" w:color="4F81BD" w:themeColor="accent1" w:sz="8" w:space="0"/>
+            <w:left w:val="single" w:color="4F81BD" w:themeColor="accent1" w:sz="8" w:space="0"/>
+            <w:bottom w:val="single" w:color="4F81BD" w:themeColor="accent1" w:sz="8" w:space="0"/>
+            <w:right w:val="single" w:color="4F81BD" w:themeColor="accent1" w:sz="8" w:space="0"/>
+            <w:insideH w:val="single" w:color="4F81BD" w:themeColor="accent1" w:sz="8" w:space="0"/>
+            <w:insideV w:val="single" w:color="4F81BD" w:themeColor="accent1" w:sz="8" w:space="0"/>
+          </w:tblBorders>
+          <w:tblCellMar>
+            <w:top w:w="0" w:type="dxa"/>
+            <w:left w:w="108" w:type="dxa"/>
+            <w:bottom w:w="0" w:type="dxa"/>
+            <w:right w:w="108" w:type="dxa"/>
+          </w:tblCellMar>
+        </w:tblPrEx>
         <w:tc>
           <w:tcPr>
-            <w:tcW w:type="dxa" w:w="2880"/>
+            <w:tcW w:w="2880" w:type="dxa"/>
           </w:tcPr>
           <w:p>
             <w:r>
@@ -5894,7 +6011,7 @@
         </w:tc>
         <w:tc>
           <w:tcPr>
-            <w:tcW w:type="dxa" w:w="2880"/>
+            <w:tcW w:w="2880" w:type="dxa"/>
           </w:tcPr>
           <w:p>
             <w:r>
@@ -5909,7 +6026,7 @@
         </w:tc>
         <w:tc>
           <w:tcPr>
-            <w:tcW w:type="dxa" w:w="2880"/>
+            <w:tcW w:w="2880" w:type="dxa"/>
           </w:tcPr>
           <w:p>
             <w:r>
@@ -5924,9 +6041,25 @@
         </w:tc>
       </w:tr>
       <w:tr>
+        <w:tblPrEx>
+          <w:tblBorders>
+            <w:top w:val="single" w:color="4F81BD" w:themeColor="accent1" w:sz="8" w:space="0"/>
+            <w:left w:val="single" w:color="4F81BD" w:themeColor="accent1" w:sz="8" w:space="0"/>
+            <w:bottom w:val="single" w:color="4F81BD" w:themeColor="accent1" w:sz="8" w:space="0"/>
+            <w:right w:val="single" w:color="4F81BD" w:themeColor="accent1" w:sz="8" w:space="0"/>
+            <w:insideH w:val="single" w:color="4F81BD" w:themeColor="accent1" w:sz="8" w:space="0"/>
+            <w:insideV w:val="single" w:color="4F81BD" w:themeColor="accent1" w:sz="8" w:space="0"/>
+          </w:tblBorders>
+          <w:tblCellMar>
+            <w:top w:w="0" w:type="dxa"/>
+            <w:left w:w="108" w:type="dxa"/>
+            <w:bottom w:w="0" w:type="dxa"/>
+            <w:right w:w="108" w:type="dxa"/>
+          </w:tblCellMar>
+        </w:tblPrEx>
         <w:tc>
           <w:tcPr>
-            <w:tcW w:type="dxa" w:w="2880"/>
+            <w:tcW w:w="2880" w:type="dxa"/>
           </w:tcPr>
           <w:p>
             <w:r>
@@ -5941,7 +6074,7 @@
         </w:tc>
         <w:tc>
           <w:tcPr>
-            <w:tcW w:type="dxa" w:w="2880"/>
+            <w:tcW w:w="2880" w:type="dxa"/>
           </w:tcPr>
           <w:p>
             <w:r>
@@ -5956,7 +6089,7 @@
         </w:tc>
         <w:tc>
           <w:tcPr>
-            <w:tcW w:type="dxa" w:w="2880"/>
+            <w:tcW w:w="2880" w:type="dxa"/>
           </w:tcPr>
           <w:p>
             <w:r>
@@ -5971,9 +6104,25 @@
         </w:tc>
       </w:tr>
       <w:tr>
+        <w:tblPrEx>
+          <w:tblBorders>
+            <w:top w:val="single" w:color="4F81BD" w:themeColor="accent1" w:sz="8" w:space="0"/>
+            <w:left w:val="single" w:color="4F81BD" w:themeColor="accent1" w:sz="8" w:space="0"/>
+            <w:bottom w:val="single" w:color="4F81BD" w:themeColor="accent1" w:sz="8" w:space="0"/>
+            <w:right w:val="single" w:color="4F81BD" w:themeColor="accent1" w:sz="8" w:space="0"/>
+            <w:insideH w:val="single" w:color="4F81BD" w:themeColor="accent1" w:sz="8" w:space="0"/>
+            <w:insideV w:val="single" w:color="4F81BD" w:themeColor="accent1" w:sz="8" w:space="0"/>
+          </w:tblBorders>
+          <w:tblCellMar>
+            <w:top w:w="0" w:type="dxa"/>
+            <w:left w:w="108" w:type="dxa"/>
+            <w:bottom w:w="0" w:type="dxa"/>
+            <w:right w:w="108" w:type="dxa"/>
+          </w:tblCellMar>
+        </w:tblPrEx>
         <w:tc>
           <w:tcPr>
-            <w:tcW w:type="dxa" w:w="2880"/>
+            <w:tcW w:w="2880" w:type="dxa"/>
           </w:tcPr>
           <w:p>
             <w:r>
@@ -5988,7 +6137,7 @@
         </w:tc>
         <w:tc>
           <w:tcPr>
-            <w:tcW w:type="dxa" w:w="2880"/>
+            <w:tcW w:w="2880" w:type="dxa"/>
           </w:tcPr>
           <w:p>
             <w:r>
@@ -6003,7 +6152,7 @@
         </w:tc>
         <w:tc>
           <w:tcPr>
-            <w:tcW w:type="dxa" w:w="2880"/>
+            <w:tcW w:w="2880" w:type="dxa"/>
           </w:tcPr>
           <w:p>
             <w:r>
@@ -6018,9 +6167,25 @@
         </w:tc>
       </w:tr>
       <w:tr>
+        <w:tblPrEx>
+          <w:tblBorders>
+            <w:top w:val="single" w:color="4F81BD" w:themeColor="accent1" w:sz="8" w:space="0"/>
+            <w:left w:val="single" w:color="4F81BD" w:themeColor="accent1" w:sz="8" w:space="0"/>
+            <w:bottom w:val="single" w:color="4F81BD" w:themeColor="accent1" w:sz="8" w:space="0"/>
+            <w:right w:val="single" w:color="4F81BD" w:themeColor="accent1" w:sz="8" w:space="0"/>
+            <w:insideH w:val="single" w:color="4F81BD" w:themeColor="accent1" w:sz="8" w:space="0"/>
+            <w:insideV w:val="single" w:color="4F81BD" w:themeColor="accent1" w:sz="8" w:space="0"/>
+          </w:tblBorders>
+          <w:tblCellMar>
+            <w:top w:w="0" w:type="dxa"/>
+            <w:left w:w="108" w:type="dxa"/>
+            <w:bottom w:w="0" w:type="dxa"/>
+            <w:right w:w="108" w:type="dxa"/>
+          </w:tblCellMar>
+        </w:tblPrEx>
         <w:tc>
           <w:tcPr>
-            <w:tcW w:type="dxa" w:w="2880"/>
+            <w:tcW w:w="2880" w:type="dxa"/>
           </w:tcPr>
           <w:p>
             <w:r>
@@ -6035,7 +6200,7 @@
         </w:tc>
         <w:tc>
           <w:tcPr>
-            <w:tcW w:type="dxa" w:w="2880"/>
+            <w:tcW w:w="2880" w:type="dxa"/>
           </w:tcPr>
           <w:p>
             <w:r>
@@ -6050,7 +6215,7 @@
         </w:tc>
         <w:tc>
           <w:tcPr>
-            <w:tcW w:type="dxa" w:w="2880"/>
+            <w:tcW w:w="2880" w:type="dxa"/>
           </w:tcPr>
           <w:p>
             <w:r>
@@ -6065,15 +6230,7 @@
         </w:tc>
       </w:tr>
     </w:tbl>
-    <w:p>
-      <w:r>
-        <w:rPr>
-          <w:rFonts w:ascii="微软雅黑" w:hAnsi="微软雅黑" w:eastAsia="微软雅黑"/>
-          <w:b w:val="0"/>
-          <w:sz w:val="21"/>
-        </w:rPr>
-      </w:r>
-    </w:p>
+    <w:p/>
     <w:p>
       <w:pPr>
         <w:pStyle w:val="4"/>
@@ -6100,9 +6257,37 @@
           <w:sz w:val="18"/>
         </w:rPr>
         <w:t>位数组 + k 个哈希函数: add(id) 把 k 个位置置 1; contains(id) 看 k 个位置是否全 1</w:t>
-        <w:br/>
+      </w:r>
+      <w:r>
+        <w:rPr>
+          <w:rFonts w:ascii="Consolas" w:hAnsi="Consolas" w:eastAsia="宋体"/>
+          <w:b w:val="0"/>
+          <w:sz w:val="18"/>
+        </w:rPr>
+        <w:br w:type="textWrapping"/>
+      </w:r>
+      <w:r>
+        <w:rPr>
+          <w:rFonts w:ascii="Consolas" w:hAnsi="Consolas" w:eastAsia="宋体"/>
+          <w:b w:val="0"/>
+          <w:sz w:val="18"/>
+        </w:rPr>
         <w:t>语义不对称: false = 一定不存在(可放心拒绝) | true = 只是【可能】存在(位可能被别人置的)</w:t>
-        <w:br/>
+      </w:r>
+      <w:r>
+        <w:rPr>
+          <w:rFonts w:ascii="Consolas" w:hAnsi="Consolas" w:eastAsia="宋体"/>
+          <w:b w:val="0"/>
+          <w:sz w:val="18"/>
+        </w:rPr>
+        <w:br w:type="textWrapping"/>
+      </w:r>
+      <w:r>
+        <w:rPr>
+          <w:rFonts w:ascii="Consolas" w:hAnsi="Consolas" w:eastAsia="宋体"/>
+          <w:b w:val="0"/>
+          <w:sz w:val="18"/>
+        </w:rPr>
         <w:t>删不掉: 一个位被多个元素共享, 清了会误伤别人 → 已删商品靠空值缓存那层兜</w:t>
       </w:r>
     </w:p>
@@ -6142,13 +6327,69 @@
           <w:sz w:val="18"/>
         </w:rPr>
         <w:t>&lt;dependency&gt;</w:t>
-        <w:br/>
+      </w:r>
+      <w:r>
+        <w:rPr>
+          <w:rFonts w:ascii="Consolas" w:hAnsi="Consolas" w:eastAsia="宋体"/>
+          <w:b w:val="0"/>
+          <w:sz w:val="18"/>
+        </w:rPr>
+        <w:br w:type="textWrapping"/>
+      </w:r>
+      <w:r>
+        <w:rPr>
+          <w:rFonts w:ascii="Consolas" w:hAnsi="Consolas" w:eastAsia="宋体"/>
+          <w:b w:val="0"/>
+          <w:sz w:val="18"/>
+        </w:rPr>
         <w:t xml:space="preserve">    &lt;groupId&gt;org.redisson&lt;/groupId&gt;</w:t>
-        <w:br/>
+      </w:r>
+      <w:r>
+        <w:rPr>
+          <w:rFonts w:ascii="Consolas" w:hAnsi="Consolas" w:eastAsia="宋体"/>
+          <w:b w:val="0"/>
+          <w:sz w:val="18"/>
+        </w:rPr>
+        <w:br w:type="textWrapping"/>
+      </w:r>
+      <w:r>
+        <w:rPr>
+          <w:rFonts w:ascii="Consolas" w:hAnsi="Consolas" w:eastAsia="宋体"/>
+          <w:b w:val="0"/>
+          <w:sz w:val="18"/>
+        </w:rPr>
         <w:t xml:space="preserve">    &lt;artifactId&gt;redisson&lt;/artifactId&gt;</w:t>
-        <w:br/>
+      </w:r>
+      <w:r>
+        <w:rPr>
+          <w:rFonts w:ascii="Consolas" w:hAnsi="Consolas" w:eastAsia="宋体"/>
+          <w:b w:val="0"/>
+          <w:sz w:val="18"/>
+        </w:rPr>
+        <w:br w:type="textWrapping"/>
+      </w:r>
+      <w:r>
+        <w:rPr>
+          <w:rFonts w:ascii="Consolas" w:hAnsi="Consolas" w:eastAsia="宋体"/>
+          <w:b w:val="0"/>
+          <w:sz w:val="18"/>
+        </w:rPr>
         <w:t xml:space="preserve">    &lt;version&gt;3.32.0&lt;/version&gt;</w:t>
-        <w:br/>
+      </w:r>
+      <w:r>
+        <w:rPr>
+          <w:rFonts w:ascii="Consolas" w:hAnsi="Consolas" w:eastAsia="宋体"/>
+          <w:b w:val="0"/>
+          <w:sz w:val="18"/>
+        </w:rPr>
+        <w:br w:type="textWrapping"/>
+      </w:r>
+      <w:r>
+        <w:rPr>
+          <w:rFonts w:ascii="Consolas" w:hAnsi="Consolas" w:eastAsia="宋体"/>
+          <w:b w:val="0"/>
+          <w:sz w:val="18"/>
+        </w:rPr>
         <w:t>&lt;/dependency&gt;</w:t>
       </w:r>
     </w:p>
@@ -6174,78 +6415,589 @@
           <w:sz w:val="18"/>
         </w:rPr>
         <w:t>@Slf4j</w:t>
-        <w:br/>
+      </w:r>
+      <w:r>
+        <w:rPr>
+          <w:rFonts w:ascii="Consolas" w:hAnsi="Consolas" w:eastAsia="宋体"/>
+          <w:b w:val="0"/>
+          <w:sz w:val="18"/>
+        </w:rPr>
+        <w:br w:type="textWrapping"/>
+      </w:r>
+      <w:r>
+        <w:rPr>
+          <w:rFonts w:ascii="Consolas" w:hAnsi="Consolas" w:eastAsia="宋体"/>
+          <w:b w:val="0"/>
+          <w:sz w:val="18"/>
+        </w:rPr>
         <w:t>@Configuration</w:t>
-        <w:br/>
+      </w:r>
+      <w:r>
+        <w:rPr>
+          <w:rFonts w:ascii="Consolas" w:hAnsi="Consolas" w:eastAsia="宋体"/>
+          <w:b w:val="0"/>
+          <w:sz w:val="18"/>
+        </w:rPr>
+        <w:br w:type="textWrapping"/>
+      </w:r>
+      <w:r>
+        <w:rPr>
+          <w:rFonts w:ascii="Consolas" w:hAnsi="Consolas" w:eastAsia="宋体"/>
+          <w:b w:val="0"/>
+          <w:sz w:val="18"/>
+        </w:rPr>
         <w:t>public class BloomFilterConfig {</w:t>
-        <w:br/>
-        <w:br/>
+      </w:r>
+      <w:r>
+        <w:rPr>
+          <w:rFonts w:ascii="Consolas" w:hAnsi="Consolas" w:eastAsia="宋体"/>
+          <w:b w:val="0"/>
+          <w:sz w:val="18"/>
+        </w:rPr>
+        <w:br w:type="textWrapping"/>
+      </w:r>
+      <w:r>
+        <w:rPr>
+          <w:rFonts w:ascii="Consolas" w:hAnsi="Consolas" w:eastAsia="宋体"/>
+          <w:b w:val="0"/>
+          <w:sz w:val="18"/>
+        </w:rPr>
+        <w:br w:type="textWrapping"/>
+      </w:r>
+      <w:r>
+        <w:rPr>
+          <w:rFonts w:ascii="Consolas" w:hAnsi="Consolas" w:eastAsia="宋体"/>
+          <w:b w:val="0"/>
+          <w:sz w:val="18"/>
+        </w:rPr>
         <w:t xml:space="preserve">    /** 手动建 RedissonClient (只给布隆用), 和现有 RedisTemplate 互不干扰 */</w:t>
-        <w:br/>
+      </w:r>
+      <w:r>
+        <w:rPr>
+          <w:rFonts w:ascii="Consolas" w:hAnsi="Consolas" w:eastAsia="宋体"/>
+          <w:b w:val="0"/>
+          <w:sz w:val="18"/>
+        </w:rPr>
+        <w:br w:type="textWrapping"/>
+      </w:r>
+      <w:r>
+        <w:rPr>
+          <w:rFonts w:ascii="Consolas" w:hAnsi="Consolas" w:eastAsia="宋体"/>
+          <w:b w:val="0"/>
+          <w:sz w:val="18"/>
+        </w:rPr>
         <w:t xml:space="preserve">    @Bean(destroyMethod = "shutdown")</w:t>
-        <w:br/>
+      </w:r>
+      <w:r>
+        <w:rPr>
+          <w:rFonts w:ascii="Consolas" w:hAnsi="Consolas" w:eastAsia="宋体"/>
+          <w:b w:val="0"/>
+          <w:sz w:val="18"/>
+        </w:rPr>
+        <w:br w:type="textWrapping"/>
+      </w:r>
+      <w:r>
+        <w:rPr>
+          <w:rFonts w:ascii="Consolas" w:hAnsi="Consolas" w:eastAsia="宋体"/>
+          <w:b w:val="0"/>
+          <w:sz w:val="18"/>
+        </w:rPr>
         <w:t xml:space="preserve">    public RedissonClient redissonClient(</w:t>
-        <w:br/>
+      </w:r>
+      <w:r>
+        <w:rPr>
+          <w:rFonts w:ascii="Consolas" w:hAnsi="Consolas" w:eastAsia="宋体"/>
+          <w:b w:val="0"/>
+          <w:sz w:val="18"/>
+        </w:rPr>
+        <w:br w:type="textWrapping"/>
+      </w:r>
+      <w:r>
+        <w:rPr>
+          <w:rFonts w:ascii="Consolas" w:hAnsi="Consolas" w:eastAsia="宋体"/>
+          <w:b w:val="0"/>
+          <w:sz w:val="18"/>
+        </w:rPr>
         <w:t xml:space="preserve">            @Value("${spring.data.redis.host}") String host,</w:t>
-        <w:br/>
+      </w:r>
+      <w:r>
+        <w:rPr>
+          <w:rFonts w:ascii="Consolas" w:hAnsi="Consolas" w:eastAsia="宋体"/>
+          <w:b w:val="0"/>
+          <w:sz w:val="18"/>
+        </w:rPr>
+        <w:br w:type="textWrapping"/>
+      </w:r>
+      <w:r>
+        <w:rPr>
+          <w:rFonts w:ascii="Consolas" w:hAnsi="Consolas" w:eastAsia="宋体"/>
+          <w:b w:val="0"/>
+          <w:sz w:val="18"/>
+        </w:rPr>
         <w:t xml:space="preserve">            @Value("${spring.data.redis.port}") int port) {</w:t>
-        <w:br/>
+      </w:r>
+      <w:r>
+        <w:rPr>
+          <w:rFonts w:ascii="Consolas" w:hAnsi="Consolas" w:eastAsia="宋体"/>
+          <w:b w:val="0"/>
+          <w:sz w:val="18"/>
+        </w:rPr>
+        <w:br w:type="textWrapping"/>
+      </w:r>
+      <w:r>
+        <w:rPr>
+          <w:rFonts w:ascii="Consolas" w:hAnsi="Consolas" w:eastAsia="宋体"/>
+          <w:b w:val="0"/>
+          <w:sz w:val="18"/>
+        </w:rPr>
         <w:t xml:space="preserve">        Config config = new Config();</w:t>
-        <w:br/>
+      </w:r>
+      <w:r>
+        <w:rPr>
+          <w:rFonts w:ascii="Consolas" w:hAnsi="Consolas" w:eastAsia="宋体"/>
+          <w:b w:val="0"/>
+          <w:sz w:val="18"/>
+        </w:rPr>
+        <w:br w:type="textWrapping"/>
+      </w:r>
+      <w:r>
+        <w:rPr>
+          <w:rFonts w:ascii="Consolas" w:hAnsi="Consolas" w:eastAsia="宋体"/>
+          <w:b w:val="0"/>
+          <w:sz w:val="18"/>
+        </w:rPr>
         <w:t xml:space="preserve">        config.useSingleServer().setAddress("redis://" + host + ":" + port);</w:t>
-        <w:br/>
+      </w:r>
+      <w:r>
+        <w:rPr>
+          <w:rFonts w:ascii="Consolas" w:hAnsi="Consolas" w:eastAsia="宋体"/>
+          <w:b w:val="0"/>
+          <w:sz w:val="18"/>
+        </w:rPr>
+        <w:br w:type="textWrapping"/>
+      </w:r>
+      <w:r>
+        <w:rPr>
+          <w:rFonts w:ascii="Consolas" w:hAnsi="Consolas" w:eastAsia="宋体"/>
+          <w:b w:val="0"/>
+          <w:sz w:val="18"/>
+        </w:rPr>
         <w:t xml:space="preserve">        return Redisson.create(config);</w:t>
-        <w:br/>
+      </w:r>
+      <w:r>
+        <w:rPr>
+          <w:rFonts w:ascii="Consolas" w:hAnsi="Consolas" w:eastAsia="宋体"/>
+          <w:b w:val="0"/>
+          <w:sz w:val="18"/>
+        </w:rPr>
+        <w:br w:type="textWrapping"/>
+      </w:r>
+      <w:r>
+        <w:rPr>
+          <w:rFonts w:ascii="Consolas" w:hAnsi="Consolas" w:eastAsia="宋体"/>
+          <w:b w:val="0"/>
+          <w:sz w:val="18"/>
+        </w:rPr>
         <w:t xml:space="preserve">    }</w:t>
-        <w:br/>
-        <w:br/>
+      </w:r>
+      <w:r>
+        <w:rPr>
+          <w:rFonts w:ascii="Consolas" w:hAnsi="Consolas" w:eastAsia="宋体"/>
+          <w:b w:val="0"/>
+          <w:sz w:val="18"/>
+        </w:rPr>
+        <w:br w:type="textWrapping"/>
+      </w:r>
+      <w:r>
+        <w:rPr>
+          <w:rFonts w:ascii="Consolas" w:hAnsi="Consolas" w:eastAsia="宋体"/>
+          <w:b w:val="0"/>
+          <w:sz w:val="18"/>
+        </w:rPr>
+        <w:br w:type="textWrapping"/>
+      </w:r>
+      <w:r>
+        <w:rPr>
+          <w:rFonts w:ascii="Consolas" w:hAnsi="Consolas" w:eastAsia="宋体"/>
+          <w:b w:val="0"/>
+          <w:sz w:val="18"/>
+        </w:rPr>
         <w:t xml:space="preserve">    /** tryInit(预期插入量, 误判率) 决定位数组大小和哈希个数</w:t>
-        <w:br/>
+      </w:r>
+      <w:r>
+        <w:rPr>
+          <w:rFonts w:ascii="Consolas" w:hAnsi="Consolas" w:eastAsia="宋体"/>
+          <w:b w:val="0"/>
+          <w:sz w:val="18"/>
+        </w:rPr>
+        <w:br w:type="textWrapping"/>
+      </w:r>
+      <w:r>
+        <w:rPr>
+          <w:rFonts w:ascii="Consolas" w:hAnsi="Consolas" w:eastAsia="宋体"/>
+          <w:b w:val="0"/>
+          <w:sz w:val="18"/>
+        </w:rPr>
         <w:t xml:space="preserve">        10 万 + 1% ≈ 117KB + 7 个哈希; 插入量宁可估大, 估小了误判率飙升</w:t>
-        <w:br/>
+      </w:r>
+      <w:r>
+        <w:rPr>
+          <w:rFonts w:ascii="Consolas" w:hAnsi="Consolas" w:eastAsia="宋体"/>
+          <w:b w:val="0"/>
+          <w:sz w:val="18"/>
+        </w:rPr>
+        <w:br w:type="textWrapping"/>
+      </w:r>
+      <w:r>
+        <w:rPr>
+          <w:rFonts w:ascii="Consolas" w:hAnsi="Consolas" w:eastAsia="宋体"/>
+          <w:b w:val="0"/>
+          <w:sz w:val="18"/>
+        </w:rPr>
         <w:t xml:space="preserve">        tryInit 幂等: Redis 已有同参数配置就跳过, 不清数据 */</w:t>
-        <w:br/>
+      </w:r>
+      <w:r>
+        <w:rPr>
+          <w:rFonts w:ascii="Consolas" w:hAnsi="Consolas" w:eastAsia="宋体"/>
+          <w:b w:val="0"/>
+          <w:sz w:val="18"/>
+        </w:rPr>
+        <w:br w:type="textWrapping"/>
+      </w:r>
+      <w:r>
+        <w:rPr>
+          <w:rFonts w:ascii="Consolas" w:hAnsi="Consolas" w:eastAsia="宋体"/>
+          <w:b w:val="0"/>
+          <w:sz w:val="18"/>
+        </w:rPr>
         <w:t xml:space="preserve">    @Bean</w:t>
-        <w:br/>
+      </w:r>
+      <w:r>
+        <w:rPr>
+          <w:rFonts w:ascii="Consolas" w:hAnsi="Consolas" w:eastAsia="宋体"/>
+          <w:b w:val="0"/>
+          <w:sz w:val="18"/>
+        </w:rPr>
+        <w:br w:type="textWrapping"/>
+      </w:r>
+      <w:r>
+        <w:rPr>
+          <w:rFonts w:ascii="Consolas" w:hAnsi="Consolas" w:eastAsia="宋体"/>
+          <w:b w:val="0"/>
+          <w:sz w:val="18"/>
+        </w:rPr>
         <w:t xml:space="preserve">    public RBloomFilter&lt;Long&gt; productBloomFilter(RedissonClient redissonClient) {</w:t>
-        <w:br/>
+      </w:r>
+      <w:r>
+        <w:rPr>
+          <w:rFonts w:ascii="Consolas" w:hAnsi="Consolas" w:eastAsia="宋体"/>
+          <w:b w:val="0"/>
+          <w:sz w:val="18"/>
+        </w:rPr>
+        <w:br w:type="textWrapping"/>
+      </w:r>
+      <w:r>
+        <w:rPr>
+          <w:rFonts w:ascii="Consolas" w:hAnsi="Consolas" w:eastAsia="宋体"/>
+          <w:b w:val="0"/>
+          <w:sz w:val="18"/>
+        </w:rPr>
         <w:t xml:space="preserve">        RBloomFilter&lt;Long&gt; filter = redissonClient.getBloomFilter("product:bloom");</w:t>
-        <w:br/>
+      </w:r>
+      <w:r>
+        <w:rPr>
+          <w:rFonts w:ascii="Consolas" w:hAnsi="Consolas" w:eastAsia="宋体"/>
+          <w:b w:val="0"/>
+          <w:sz w:val="18"/>
+        </w:rPr>
+        <w:br w:type="textWrapping"/>
+      </w:r>
+      <w:r>
+        <w:rPr>
+          <w:rFonts w:ascii="Consolas" w:hAnsi="Consolas" w:eastAsia="宋体"/>
+          <w:b w:val="0"/>
+          <w:sz w:val="18"/>
+        </w:rPr>
         <w:t xml:space="preserve">        filter.tryInit(100_000L, 0.01);</w:t>
-        <w:br/>
+      </w:r>
+      <w:r>
+        <w:rPr>
+          <w:rFonts w:ascii="Consolas" w:hAnsi="Consolas" w:eastAsia="宋体"/>
+          <w:b w:val="0"/>
+          <w:sz w:val="18"/>
+        </w:rPr>
+        <w:br w:type="textWrapping"/>
+      </w:r>
+      <w:r>
+        <w:rPr>
+          <w:rFonts w:ascii="Consolas" w:hAnsi="Consolas" w:eastAsia="宋体"/>
+          <w:b w:val="0"/>
+          <w:sz w:val="18"/>
+        </w:rPr>
         <w:t xml:space="preserve">        return filter;</w:t>
-        <w:br/>
+      </w:r>
+      <w:r>
+        <w:rPr>
+          <w:rFonts w:ascii="Consolas" w:hAnsi="Consolas" w:eastAsia="宋体"/>
+          <w:b w:val="0"/>
+          <w:sz w:val="18"/>
+        </w:rPr>
+        <w:br w:type="textWrapping"/>
+      </w:r>
+      <w:r>
+        <w:rPr>
+          <w:rFonts w:ascii="Consolas" w:hAnsi="Consolas" w:eastAsia="宋体"/>
+          <w:b w:val="0"/>
+          <w:sz w:val="18"/>
+        </w:rPr>
         <w:t xml:space="preserve">    }</w:t>
-        <w:br/>
-        <w:br/>
+      </w:r>
+      <w:r>
+        <w:rPr>
+          <w:rFonts w:ascii="Consolas" w:hAnsi="Consolas" w:eastAsia="宋体"/>
+          <w:b w:val="0"/>
+          <w:sz w:val="18"/>
+        </w:rPr>
+        <w:br w:type="textWrapping"/>
+      </w:r>
+      <w:r>
+        <w:rPr>
+          <w:rFonts w:ascii="Consolas" w:hAnsi="Consolas" w:eastAsia="宋体"/>
+          <w:b w:val="0"/>
+          <w:sz w:val="18"/>
+        </w:rPr>
+        <w:br w:type="textWrapping"/>
+      </w:r>
+      <w:r>
+        <w:rPr>
+          <w:rFonts w:ascii="Consolas" w:hAnsi="Consolas" w:eastAsia="宋体"/>
+          <w:b w:val="0"/>
+          <w:sz w:val="18"/>
+        </w:rPr>
         <w:t xml:space="preserve">    /** 启动预热: DB 全量商品 id 灌进布隆 (重启重灌 = 顺带"重建"掉历史脏位) */</w:t>
-        <w:br/>
+      </w:r>
+      <w:r>
+        <w:rPr>
+          <w:rFonts w:ascii="Consolas" w:hAnsi="Consolas" w:eastAsia="宋体"/>
+          <w:b w:val="0"/>
+          <w:sz w:val="18"/>
+        </w:rPr>
+        <w:br w:type="textWrapping"/>
+      </w:r>
+      <w:r>
+        <w:rPr>
+          <w:rFonts w:ascii="Consolas" w:hAnsi="Consolas" w:eastAsia="宋体"/>
+          <w:b w:val="0"/>
+          <w:sz w:val="18"/>
+        </w:rPr>
         <w:t xml:space="preserve">    @Bean</w:t>
-        <w:br/>
+      </w:r>
+      <w:r>
+        <w:rPr>
+          <w:rFonts w:ascii="Consolas" w:hAnsi="Consolas" w:eastAsia="宋体"/>
+          <w:b w:val="0"/>
+          <w:sz w:val="18"/>
+        </w:rPr>
+        <w:br w:type="textWrapping"/>
+      </w:r>
+      <w:r>
+        <w:rPr>
+          <w:rFonts w:ascii="Consolas" w:hAnsi="Consolas" w:eastAsia="宋体"/>
+          <w:b w:val="0"/>
+          <w:sz w:val="18"/>
+        </w:rPr>
         <w:t xml:space="preserve">    public ApplicationRunner bloomWarmUp(RBloomFilter&lt;Long&gt; productBloomFilter,</w:t>
-        <w:br/>
+      </w:r>
+      <w:r>
+        <w:rPr>
+          <w:rFonts w:ascii="Consolas" w:hAnsi="Consolas" w:eastAsia="宋体"/>
+          <w:b w:val="0"/>
+          <w:sz w:val="18"/>
+        </w:rPr>
+        <w:br w:type="textWrapping"/>
+      </w:r>
+      <w:r>
+        <w:rPr>
+          <w:rFonts w:ascii="Consolas" w:hAnsi="Consolas" w:eastAsia="宋体"/>
+          <w:b w:val="0"/>
+          <w:sz w:val="18"/>
+        </w:rPr>
         <w:t xml:space="preserve">                                         ProductMapper productMapper) {</w:t>
-        <w:br/>
+      </w:r>
+      <w:r>
+        <w:rPr>
+          <w:rFonts w:ascii="Consolas" w:hAnsi="Consolas" w:eastAsia="宋体"/>
+          <w:b w:val="0"/>
+          <w:sz w:val="18"/>
+        </w:rPr>
+        <w:br w:type="textWrapping"/>
+      </w:r>
+      <w:r>
+        <w:rPr>
+          <w:rFonts w:ascii="Consolas" w:hAnsi="Consolas" w:eastAsia="宋体"/>
+          <w:b w:val="0"/>
+          <w:sz w:val="18"/>
+        </w:rPr>
         <w:t xml:space="preserve">        return args -&gt; {</w:t>
-        <w:br/>
+      </w:r>
+      <w:r>
+        <w:rPr>
+          <w:rFonts w:ascii="Consolas" w:hAnsi="Consolas" w:eastAsia="宋体"/>
+          <w:b w:val="0"/>
+          <w:sz w:val="18"/>
+        </w:rPr>
+        <w:br w:type="textWrapping"/>
+      </w:r>
+      <w:r>
+        <w:rPr>
+          <w:rFonts w:ascii="Consolas" w:hAnsi="Consolas" w:eastAsia="宋体"/>
+          <w:b w:val="0"/>
+          <w:sz w:val="18"/>
+        </w:rPr>
         <w:t xml:space="preserve">            // selectObjs + select("id"): 只查 id 列, 不拖整行</w:t>
-        <w:br/>
+      </w:r>
+      <w:r>
+        <w:rPr>
+          <w:rFonts w:ascii="Consolas" w:hAnsi="Consolas" w:eastAsia="宋体"/>
+          <w:b w:val="0"/>
+          <w:sz w:val="18"/>
+        </w:rPr>
+        <w:br w:type="textWrapping"/>
+      </w:r>
+      <w:r>
+        <w:rPr>
+          <w:rFonts w:ascii="Consolas" w:hAnsi="Consolas" w:eastAsia="宋体"/>
+          <w:b w:val="0"/>
+          <w:sz w:val="18"/>
+        </w:rPr>
         <w:t xml:space="preserve">            List&lt;Object&gt; ids = productMapper.selectObjs(</w:t>
-        <w:br/>
+      </w:r>
+      <w:r>
+        <w:rPr>
+          <w:rFonts w:ascii="Consolas" w:hAnsi="Consolas" w:eastAsia="宋体"/>
+          <w:b w:val="0"/>
+          <w:sz w:val="18"/>
+        </w:rPr>
+        <w:br w:type="textWrapping"/>
+      </w:r>
+      <w:r>
+        <w:rPr>
+          <w:rFonts w:ascii="Consolas" w:hAnsi="Consolas" w:eastAsia="宋体"/>
+          <w:b w:val="0"/>
+          <w:sz w:val="18"/>
+        </w:rPr>
         <w:t xml:space="preserve">                    new QueryWrapper&lt;Product&gt;().select("id"));</w:t>
-        <w:br/>
+      </w:r>
+      <w:r>
+        <w:rPr>
+          <w:rFonts w:ascii="Consolas" w:hAnsi="Consolas" w:eastAsia="宋体"/>
+          <w:b w:val="0"/>
+          <w:sz w:val="18"/>
+        </w:rPr>
+        <w:br w:type="textWrapping"/>
+      </w:r>
+      <w:r>
+        <w:rPr>
+          <w:rFonts w:ascii="Consolas" w:hAnsi="Consolas" w:eastAsia="宋体"/>
+          <w:b w:val="0"/>
+          <w:sz w:val="18"/>
+        </w:rPr>
         <w:t xml:space="preserve">            for (Object id : ids) {</w:t>
-        <w:br/>
+      </w:r>
+      <w:r>
+        <w:rPr>
+          <w:rFonts w:ascii="Consolas" w:hAnsi="Consolas" w:eastAsia="宋体"/>
+          <w:b w:val="0"/>
+          <w:sz w:val="18"/>
+        </w:rPr>
+        <w:br w:type="textWrapping"/>
+      </w:r>
+      <w:r>
+        <w:rPr>
+          <w:rFonts w:ascii="Consolas" w:hAnsi="Consolas" w:eastAsia="宋体"/>
+          <w:b w:val="0"/>
+          <w:sz w:val="18"/>
+        </w:rPr>
         <w:t xml:space="preserve">                productBloomFilter.add(((Number) id).longValue());</w:t>
-        <w:br/>
+      </w:r>
+      <w:r>
+        <w:rPr>
+          <w:rFonts w:ascii="Consolas" w:hAnsi="Consolas" w:eastAsia="宋体"/>
+          <w:b w:val="0"/>
+          <w:sz w:val="18"/>
+        </w:rPr>
+        <w:br w:type="textWrapping"/>
+      </w:r>
+      <w:r>
+        <w:rPr>
+          <w:rFonts w:ascii="Consolas" w:hAnsi="Consolas" w:eastAsia="宋体"/>
+          <w:b w:val="0"/>
+          <w:sz w:val="18"/>
+        </w:rPr>
         <w:t xml:space="preserve">            }</w:t>
-        <w:br/>
+      </w:r>
+      <w:r>
+        <w:rPr>
+          <w:rFonts w:ascii="Consolas" w:hAnsi="Consolas" w:eastAsia="宋体"/>
+          <w:b w:val="0"/>
+          <w:sz w:val="18"/>
+        </w:rPr>
+        <w:br w:type="textWrapping"/>
+      </w:r>
+      <w:r>
+        <w:rPr>
+          <w:rFonts w:ascii="Consolas" w:hAnsi="Consolas" w:eastAsia="宋体"/>
+          <w:b w:val="0"/>
+          <w:sz w:val="18"/>
+        </w:rPr>
         <w:t xml:space="preserve">            log.info("[布隆预热] 完成, 共灌入商品 id {} 条", ids.size());</w:t>
-        <w:br/>
+      </w:r>
+      <w:r>
+        <w:rPr>
+          <w:rFonts w:ascii="Consolas" w:hAnsi="Consolas" w:eastAsia="宋体"/>
+          <w:b w:val="0"/>
+          <w:sz w:val="18"/>
+        </w:rPr>
+        <w:br w:type="textWrapping"/>
+      </w:r>
+      <w:r>
+        <w:rPr>
+          <w:rFonts w:ascii="Consolas" w:hAnsi="Consolas" w:eastAsia="宋体"/>
+          <w:b w:val="0"/>
+          <w:sz w:val="18"/>
+        </w:rPr>
         <w:t xml:space="preserve">        };</w:t>
-        <w:br/>
+      </w:r>
+      <w:r>
+        <w:rPr>
+          <w:rFonts w:ascii="Consolas" w:hAnsi="Consolas" w:eastAsia="宋体"/>
+          <w:b w:val="0"/>
+          <w:sz w:val="18"/>
+        </w:rPr>
+        <w:br w:type="textWrapping"/>
+      </w:r>
+      <w:r>
+        <w:rPr>
+          <w:rFonts w:ascii="Consolas" w:hAnsi="Consolas" w:eastAsia="宋体"/>
+          <w:b w:val="0"/>
+          <w:sz w:val="18"/>
+        </w:rPr>
         <w:t xml:space="preserve">    }</w:t>
-        <w:br/>
+      </w:r>
+      <w:r>
+        <w:rPr>
+          <w:rFonts w:ascii="Consolas" w:hAnsi="Consolas" w:eastAsia="宋体"/>
+          <w:b w:val="0"/>
+          <w:sz w:val="18"/>
+        </w:rPr>
+        <w:br w:type="textWrapping"/>
+      </w:r>
+      <w:r>
+        <w:rPr>
+          <w:rFonts w:ascii="Consolas" w:hAnsi="Consolas" w:eastAsia="宋体"/>
+          <w:b w:val="0"/>
+          <w:sz w:val="18"/>
+        </w:rPr>
         <w:t>}</w:t>
       </w:r>
     </w:p>
@@ -6271,55 +7023,405 @@
           <w:sz w:val="18"/>
         </w:rPr>
         <w:t>// 注入 (和 redisTemplate 并排)</w:t>
-        <w:br/>
+      </w:r>
+      <w:r>
+        <w:rPr>
+          <w:rFonts w:ascii="Consolas" w:hAnsi="Consolas" w:eastAsia="宋体"/>
+          <w:b w:val="0"/>
+          <w:sz w:val="18"/>
+        </w:rPr>
+        <w:br w:type="textWrapping"/>
+      </w:r>
+      <w:r>
+        <w:rPr>
+          <w:rFonts w:ascii="Consolas" w:hAnsi="Consolas" w:eastAsia="宋体"/>
+          <w:b w:val="0"/>
+          <w:sz w:val="18"/>
+        </w:rPr>
         <w:t>@Autowired</w:t>
-        <w:br/>
+      </w:r>
+      <w:r>
+        <w:rPr>
+          <w:rFonts w:ascii="Consolas" w:hAnsi="Consolas" w:eastAsia="宋体"/>
+          <w:b w:val="0"/>
+          <w:sz w:val="18"/>
+        </w:rPr>
+        <w:br w:type="textWrapping"/>
+      </w:r>
+      <w:r>
+        <w:rPr>
+          <w:rFonts w:ascii="Consolas" w:hAnsi="Consolas" w:eastAsia="宋体"/>
+          <w:b w:val="0"/>
+          <w:sz w:val="18"/>
+        </w:rPr>
         <w:t>private RBloomFilter&lt;Long&gt; productBloomFilter;</w:t>
-        <w:br/>
-        <w:br/>
+      </w:r>
+      <w:r>
+        <w:rPr>
+          <w:rFonts w:ascii="Consolas" w:hAnsi="Consolas" w:eastAsia="宋体"/>
+          <w:b w:val="0"/>
+          <w:sz w:val="18"/>
+        </w:rPr>
+        <w:br w:type="textWrapping"/>
+      </w:r>
+      <w:r>
+        <w:rPr>
+          <w:rFonts w:ascii="Consolas" w:hAnsi="Consolas" w:eastAsia="宋体"/>
+          <w:b w:val="0"/>
+          <w:sz w:val="18"/>
+        </w:rPr>
+        <w:br w:type="textWrapping"/>
+      </w:r>
+      <w:r>
+        <w:rPr>
+          <w:rFonts w:ascii="Consolas" w:hAnsi="Consolas" w:eastAsia="宋体"/>
+          <w:b w:val="0"/>
+          <w:sz w:val="18"/>
+        </w:rPr>
         <w:t>@Override</w:t>
-        <w:br/>
+      </w:r>
+      <w:r>
+        <w:rPr>
+          <w:rFonts w:ascii="Consolas" w:hAnsi="Consolas" w:eastAsia="宋体"/>
+          <w:b w:val="0"/>
+          <w:sz w:val="18"/>
+        </w:rPr>
+        <w:br w:type="textWrapping"/>
+      </w:r>
+      <w:r>
+        <w:rPr>
+          <w:rFonts w:ascii="Consolas" w:hAnsi="Consolas" w:eastAsia="宋体"/>
+          <w:b w:val="0"/>
+          <w:sz w:val="18"/>
+        </w:rPr>
         <w:t>public Product getProductDetail(Long id) {</w:t>
-        <w:br/>
+      </w:r>
+      <w:r>
+        <w:rPr>
+          <w:rFonts w:ascii="Consolas" w:hAnsi="Consolas" w:eastAsia="宋体"/>
+          <w:b w:val="0"/>
+          <w:sz w:val="18"/>
+        </w:rPr>
+        <w:br w:type="textWrapping"/>
+      </w:r>
+      <w:r>
+        <w:rPr>
+          <w:rFonts w:ascii="Consolas" w:hAnsi="Consolas" w:eastAsia="宋体"/>
+          <w:b w:val="0"/>
+          <w:sz w:val="18"/>
+        </w:rPr>
         <w:t xml:space="preserve">    // ⭐ 布隆前置拦截: false = 一定不存在, 缓存和 DB 都不用碰</w:t>
-        <w:br/>
+      </w:r>
+      <w:r>
+        <w:rPr>
+          <w:rFonts w:ascii="Consolas" w:hAnsi="Consolas" w:eastAsia="宋体"/>
+          <w:b w:val="0"/>
+          <w:sz w:val="18"/>
+        </w:rPr>
+        <w:br w:type="textWrapping"/>
+      </w:r>
+      <w:r>
+        <w:rPr>
+          <w:rFonts w:ascii="Consolas" w:hAnsi="Consolas" w:eastAsia="宋体"/>
+          <w:b w:val="0"/>
+          <w:sz w:val="18"/>
+        </w:rPr>
         <w:t xml:space="preserve">    //    (true 只是"可能存在", 有 1% 假阳性, 靠下面空值缓存兜底)</w:t>
-        <w:br/>
+      </w:r>
+      <w:r>
+        <w:rPr>
+          <w:rFonts w:ascii="Consolas" w:hAnsi="Consolas" w:eastAsia="宋体"/>
+          <w:b w:val="0"/>
+          <w:sz w:val="18"/>
+        </w:rPr>
+        <w:br w:type="textWrapping"/>
+      </w:r>
+      <w:r>
+        <w:rPr>
+          <w:rFonts w:ascii="Consolas" w:hAnsi="Consolas" w:eastAsia="宋体"/>
+          <w:b w:val="0"/>
+          <w:sz w:val="18"/>
+        </w:rPr>
         <w:t xml:space="preserve">    if (!productBloomFilter.contains(id)) {</w:t>
-        <w:br/>
+      </w:r>
+      <w:r>
+        <w:rPr>
+          <w:rFonts w:ascii="Consolas" w:hAnsi="Consolas" w:eastAsia="宋体"/>
+          <w:b w:val="0"/>
+          <w:sz w:val="18"/>
+        </w:rPr>
+        <w:br w:type="textWrapping"/>
+      </w:r>
+      <w:r>
+        <w:rPr>
+          <w:rFonts w:ascii="Consolas" w:hAnsi="Consolas" w:eastAsia="宋体"/>
+          <w:b w:val="0"/>
+          <w:sz w:val="18"/>
+        </w:rPr>
         <w:t xml:space="preserve">        log.info("布隆拦截(id 一定不存在) id={}", id);</w:t>
-        <w:br/>
+      </w:r>
+      <w:r>
+        <w:rPr>
+          <w:rFonts w:ascii="Consolas" w:hAnsi="Consolas" w:eastAsia="宋体"/>
+          <w:b w:val="0"/>
+          <w:sz w:val="18"/>
+        </w:rPr>
+        <w:br w:type="textWrapping"/>
+      </w:r>
+      <w:r>
+        <w:rPr>
+          <w:rFonts w:ascii="Consolas" w:hAnsi="Consolas" w:eastAsia="宋体"/>
+          <w:b w:val="0"/>
+          <w:sz w:val="18"/>
+        </w:rPr>
         <w:t xml:space="preserve">        return null;</w:t>
-        <w:br/>
+      </w:r>
+      <w:r>
+        <w:rPr>
+          <w:rFonts w:ascii="Consolas" w:hAnsi="Consolas" w:eastAsia="宋体"/>
+          <w:b w:val="0"/>
+          <w:sz w:val="18"/>
+        </w:rPr>
+        <w:br w:type="textWrapping"/>
+      </w:r>
+      <w:r>
+        <w:rPr>
+          <w:rFonts w:ascii="Consolas" w:hAnsi="Consolas" w:eastAsia="宋体"/>
+          <w:b w:val="0"/>
+          <w:sz w:val="18"/>
+        </w:rPr>
         <w:t xml:space="preserve">    }</w:t>
-        <w:br/>
+      </w:r>
+      <w:r>
+        <w:rPr>
+          <w:rFonts w:ascii="Consolas" w:hAnsi="Consolas" w:eastAsia="宋体"/>
+          <w:b w:val="0"/>
+          <w:sz w:val="18"/>
+        </w:rPr>
+        <w:br w:type="textWrapping"/>
+      </w:r>
+      <w:r>
+        <w:rPr>
+          <w:rFonts w:ascii="Consolas" w:hAnsi="Consolas" w:eastAsia="宋体"/>
+          <w:b w:val="0"/>
+          <w:sz w:val="18"/>
+        </w:rPr>
         <w:t xml:space="preserve">    String key = "product:detail:" + id;</w:t>
-        <w:br/>
+      </w:r>
+      <w:r>
+        <w:rPr>
+          <w:rFonts w:ascii="Consolas" w:hAnsi="Consolas" w:eastAsia="宋体"/>
+          <w:b w:val="0"/>
+          <w:sz w:val="18"/>
+        </w:rPr>
+        <w:br w:type="textWrapping"/>
+      </w:r>
+      <w:r>
+        <w:rPr>
+          <w:rFonts w:ascii="Consolas" w:hAnsi="Consolas" w:eastAsia="宋体"/>
+          <w:b w:val="0"/>
+          <w:sz w:val="18"/>
+        </w:rPr>
         <w:t xml:space="preserve">    ... // 原有逻辑不动: 查缓存 → 空值标记 → 互斥重建</w:t>
-        <w:br/>
+      </w:r>
+      <w:r>
+        <w:rPr>
+          <w:rFonts w:ascii="Consolas" w:hAnsi="Consolas" w:eastAsia="宋体"/>
+          <w:b w:val="0"/>
+          <w:sz w:val="18"/>
+        </w:rPr>
+        <w:br w:type="textWrapping"/>
+      </w:r>
+      <w:r>
+        <w:rPr>
+          <w:rFonts w:ascii="Consolas" w:hAnsi="Consolas" w:eastAsia="宋体"/>
+          <w:b w:val="0"/>
+          <w:sz w:val="18"/>
+        </w:rPr>
         <w:t>}</w:t>
-        <w:br/>
-        <w:br/>
+      </w:r>
+      <w:r>
+        <w:rPr>
+          <w:rFonts w:ascii="Consolas" w:hAnsi="Consolas" w:eastAsia="宋体"/>
+          <w:b w:val="0"/>
+          <w:sz w:val="18"/>
+        </w:rPr>
+        <w:br w:type="textWrapping"/>
+      </w:r>
+      <w:r>
+        <w:rPr>
+          <w:rFonts w:ascii="Consolas" w:hAnsi="Consolas" w:eastAsia="宋体"/>
+          <w:b w:val="0"/>
+          <w:sz w:val="18"/>
+        </w:rPr>
+        <w:br w:type="textWrapping"/>
+      </w:r>
+      <w:r>
+        <w:rPr>
+          <w:rFonts w:ascii="Consolas" w:hAnsi="Consolas" w:eastAsia="宋体"/>
+          <w:b w:val="0"/>
+          <w:sz w:val="18"/>
+        </w:rPr>
         <w:t>/** 新增商品同步进布隆 (两个 create 入口都走 service.save, 收口一处)</w:t>
-        <w:br/>
+      </w:r>
+      <w:r>
+        <w:rPr>
+          <w:rFonts w:ascii="Consolas" w:hAnsi="Consolas" w:eastAsia="宋体"/>
+          <w:b w:val="0"/>
+          <w:sz w:val="18"/>
+        </w:rPr>
+        <w:br w:type="textWrapping"/>
+      </w:r>
+      <w:r>
+        <w:rPr>
+          <w:rFonts w:ascii="Consolas" w:hAnsi="Consolas" w:eastAsia="宋体"/>
+          <w:b w:val="0"/>
+          <w:sz w:val="18"/>
+        </w:rPr>
         <w:t xml:space="preserve">    删除不用管 —— 布隆删不掉, 已删商品由空值缓存兜底 */</w:t>
-        <w:br/>
+      </w:r>
+      <w:r>
+        <w:rPr>
+          <w:rFonts w:ascii="Consolas" w:hAnsi="Consolas" w:eastAsia="宋体"/>
+          <w:b w:val="0"/>
+          <w:sz w:val="18"/>
+        </w:rPr>
+        <w:br w:type="textWrapping"/>
+      </w:r>
+      <w:r>
+        <w:rPr>
+          <w:rFonts w:ascii="Consolas" w:hAnsi="Consolas" w:eastAsia="宋体"/>
+          <w:b w:val="0"/>
+          <w:sz w:val="18"/>
+        </w:rPr>
         <w:t>@Override</w:t>
-        <w:br/>
+      </w:r>
+      <w:r>
+        <w:rPr>
+          <w:rFonts w:ascii="Consolas" w:hAnsi="Consolas" w:eastAsia="宋体"/>
+          <w:b w:val="0"/>
+          <w:sz w:val="18"/>
+        </w:rPr>
+        <w:br w:type="textWrapping"/>
+      </w:r>
+      <w:r>
+        <w:rPr>
+          <w:rFonts w:ascii="Consolas" w:hAnsi="Consolas" w:eastAsia="宋体"/>
+          <w:b w:val="0"/>
+          <w:sz w:val="18"/>
+        </w:rPr>
         <w:t>public boolean save(Product entity) {</w:t>
-        <w:br/>
+      </w:r>
+      <w:r>
+        <w:rPr>
+          <w:rFonts w:ascii="Consolas" w:hAnsi="Consolas" w:eastAsia="宋体"/>
+          <w:b w:val="0"/>
+          <w:sz w:val="18"/>
+        </w:rPr>
+        <w:br w:type="textWrapping"/>
+      </w:r>
+      <w:r>
+        <w:rPr>
+          <w:rFonts w:ascii="Consolas" w:hAnsi="Consolas" w:eastAsia="宋体"/>
+          <w:b w:val="0"/>
+          <w:sz w:val="18"/>
+        </w:rPr>
         <w:t xml:space="preserve">    boolean ok = super.save(entity);</w:t>
-        <w:br/>
+      </w:r>
+      <w:r>
+        <w:rPr>
+          <w:rFonts w:ascii="Consolas" w:hAnsi="Consolas" w:eastAsia="宋体"/>
+          <w:b w:val="0"/>
+          <w:sz w:val="18"/>
+        </w:rPr>
+        <w:br w:type="textWrapping"/>
+      </w:r>
+      <w:r>
+        <w:rPr>
+          <w:rFonts w:ascii="Consolas" w:hAnsi="Consolas" w:eastAsia="宋体"/>
+          <w:b w:val="0"/>
+          <w:sz w:val="18"/>
+        </w:rPr>
         <w:t xml:space="preserve">    if (ok) {</w:t>
-        <w:br/>
+      </w:r>
+      <w:r>
+        <w:rPr>
+          <w:rFonts w:ascii="Consolas" w:hAnsi="Consolas" w:eastAsia="宋体"/>
+          <w:b w:val="0"/>
+          <w:sz w:val="18"/>
+        </w:rPr>
+        <w:br w:type="textWrapping"/>
+      </w:r>
+      <w:r>
+        <w:rPr>
+          <w:rFonts w:ascii="Consolas" w:hAnsi="Consolas" w:eastAsia="宋体"/>
+          <w:b w:val="0"/>
+          <w:sz w:val="18"/>
+        </w:rPr>
         <w:t xml:space="preserve">        productBloomFilter.add(entity.getId());   // super.save 后 MP 已回填自增 id</w:t>
-        <w:br/>
+      </w:r>
+      <w:r>
+        <w:rPr>
+          <w:rFonts w:ascii="Consolas" w:hAnsi="Consolas" w:eastAsia="宋体"/>
+          <w:b w:val="0"/>
+          <w:sz w:val="18"/>
+        </w:rPr>
+        <w:br w:type="textWrapping"/>
+      </w:r>
+      <w:r>
+        <w:rPr>
+          <w:rFonts w:ascii="Consolas" w:hAnsi="Consolas" w:eastAsia="宋体"/>
+          <w:b w:val="0"/>
+          <w:sz w:val="18"/>
+        </w:rPr>
         <w:t xml:space="preserve">        log.info("[布隆同步] 新商品加入布隆 id={}", entity.getId());</w:t>
-        <w:br/>
+      </w:r>
+      <w:r>
+        <w:rPr>
+          <w:rFonts w:ascii="Consolas" w:hAnsi="Consolas" w:eastAsia="宋体"/>
+          <w:b w:val="0"/>
+          <w:sz w:val="18"/>
+        </w:rPr>
+        <w:br w:type="textWrapping"/>
+      </w:r>
+      <w:r>
+        <w:rPr>
+          <w:rFonts w:ascii="Consolas" w:hAnsi="Consolas" w:eastAsia="宋体"/>
+          <w:b w:val="0"/>
+          <w:sz w:val="18"/>
+        </w:rPr>
         <w:t xml:space="preserve">    }</w:t>
-        <w:br/>
+      </w:r>
+      <w:r>
+        <w:rPr>
+          <w:rFonts w:ascii="Consolas" w:hAnsi="Consolas" w:eastAsia="宋体"/>
+          <w:b w:val="0"/>
+          <w:sz w:val="18"/>
+        </w:rPr>
+        <w:br w:type="textWrapping"/>
+      </w:r>
+      <w:r>
+        <w:rPr>
+          <w:rFonts w:ascii="Consolas" w:hAnsi="Consolas" w:eastAsia="宋体"/>
+          <w:b w:val="0"/>
+          <w:sz w:val="18"/>
+        </w:rPr>
         <w:t xml:space="preserve">    return ok;</w:t>
-        <w:br/>
+      </w:r>
+      <w:r>
+        <w:rPr>
+          <w:rFonts w:ascii="Consolas" w:hAnsi="Consolas" w:eastAsia="宋体"/>
+          <w:b w:val="0"/>
+          <w:sz w:val="18"/>
+        </w:rPr>
+        <w:br w:type="textWrapping"/>
+      </w:r>
+      <w:r>
+        <w:rPr>
+          <w:rFonts w:ascii="Consolas" w:hAnsi="Consolas" w:eastAsia="宋体"/>
+          <w:b w:val="0"/>
+          <w:sz w:val="18"/>
+        </w:rPr>
         <w:t>}</w:t>
       </w:r>
     </w:p>
@@ -6359,7 +7461,21 @@
           <w:sz w:val="18"/>
         </w:rPr>
         <w:t>服务启动 → tryInit 建位数组(已存在则跳过) → ApplicationRunner 预热: DB 全量 id 逐个 add</w:t>
-        <w:br/>
+      </w:r>
+      <w:r>
+        <w:rPr>
+          <w:rFonts w:ascii="Consolas" w:hAnsi="Consolas" w:eastAsia="宋体"/>
+          <w:b w:val="0"/>
+          <w:sz w:val="18"/>
+        </w:rPr>
+        <w:br w:type="textWrapping"/>
+      </w:r>
+      <w:r>
+        <w:rPr>
+          <w:rFonts w:ascii="Consolas" w:hAnsi="Consolas" w:eastAsia="宋体"/>
+          <w:b w:val="0"/>
+          <w:sz w:val="18"/>
+        </w:rPr>
         <w:t xml:space="preserve">        → 日志: [布隆预热] 完成, 共灌入商品 id 3 条</w:t>
       </w:r>
     </w:p>
@@ -6385,23 +7501,149 @@
           <w:sz w:val="18"/>
         </w:rPr>
         <w:t>请求 /product/{id}</w:t>
-        <w:br/>
+      </w:r>
+      <w:r>
+        <w:rPr>
+          <w:rFonts w:ascii="Consolas" w:hAnsi="Consolas" w:eastAsia="宋体"/>
+          <w:b w:val="0"/>
+          <w:sz w:val="18"/>
+        </w:rPr>
+        <w:br w:type="textWrapping"/>
+      </w:r>
+      <w:r>
+        <w:rPr>
+          <w:rFonts w:ascii="Consolas" w:hAnsi="Consolas" w:eastAsia="宋体"/>
+          <w:b w:val="0"/>
+          <w:sz w:val="18"/>
+        </w:rPr>
         <w:t xml:space="preserve">  ↓</w:t>
-        <w:br/>
+      </w:r>
+      <w:r>
+        <w:rPr>
+          <w:rFonts w:ascii="Consolas" w:hAnsi="Consolas" w:eastAsia="宋体"/>
+          <w:b w:val="0"/>
+          <w:sz w:val="18"/>
+        </w:rPr>
+        <w:br w:type="textWrapping"/>
+      </w:r>
+      <w:r>
+        <w:rPr>
+          <w:rFonts w:ascii="Consolas" w:hAnsi="Consolas" w:eastAsia="宋体"/>
+          <w:b w:val="0"/>
+          <w:sz w:val="18"/>
+        </w:rPr>
         <w:t>⓪ 布隆 contains(id)?  ── false → 直接 return null (DB 零查询, 拦掉随机不存在 id)</w:t>
-        <w:br/>
+      </w:r>
+      <w:r>
+        <w:rPr>
+          <w:rFonts w:ascii="Consolas" w:hAnsi="Consolas" w:eastAsia="宋体"/>
+          <w:b w:val="0"/>
+          <w:sz w:val="18"/>
+        </w:rPr>
+        <w:br w:type="textWrapping"/>
+      </w:r>
+      <w:r>
+        <w:rPr>
+          <w:rFonts w:ascii="Consolas" w:hAnsi="Consolas" w:eastAsia="宋体"/>
+          <w:b w:val="0"/>
+          <w:sz w:val="18"/>
+        </w:rPr>
         <w:t xml:space="preserve">  ↓ true(可能存在)</w:t>
-        <w:br/>
+      </w:r>
+      <w:r>
+        <w:rPr>
+          <w:rFonts w:ascii="Consolas" w:hAnsi="Consolas" w:eastAsia="宋体"/>
+          <w:b w:val="0"/>
+          <w:sz w:val="18"/>
+        </w:rPr>
+        <w:br w:type="textWrapping"/>
+      </w:r>
+      <w:r>
+        <w:rPr>
+          <w:rFonts w:ascii="Consolas" w:hAnsi="Consolas" w:eastAsia="宋体"/>
+          <w:b w:val="0"/>
+          <w:sz w:val="18"/>
+        </w:rPr>
         <w:t>① 查 Redis 缓存 ── 命中空值标记 → return null (兜: 布隆假阳性 / 已删商品)</w:t>
-        <w:br/>
+      </w:r>
+      <w:r>
+        <w:rPr>
+          <w:rFonts w:ascii="Consolas" w:hAnsi="Consolas" w:eastAsia="宋体"/>
+          <w:b w:val="0"/>
+          <w:sz w:val="18"/>
+        </w:rPr>
+        <w:br w:type="textWrapping"/>
+      </w:r>
+      <w:r>
+        <w:rPr>
+          <w:rFonts w:ascii="Consolas" w:hAnsi="Consolas" w:eastAsia="宋体"/>
+          <w:b w:val="0"/>
+          <w:sz w:val="18"/>
+        </w:rPr>
         <w:t xml:space="preserve">  │              ── 命中对象   → 直接返回</w:t>
-        <w:br/>
+      </w:r>
+      <w:r>
+        <w:rPr>
+          <w:rFonts w:ascii="Consolas" w:hAnsi="Consolas" w:eastAsia="宋体"/>
+          <w:b w:val="0"/>
+          <w:sz w:val="18"/>
+        </w:rPr>
+        <w:br w:type="textWrapping"/>
+      </w:r>
+      <w:r>
+        <w:rPr>
+          <w:rFonts w:ascii="Consolas" w:hAnsi="Consolas" w:eastAsia="宋体"/>
+          <w:b w:val="0"/>
+          <w:sz w:val="18"/>
+        </w:rPr>
         <w:t xml:space="preserve">  ↓ 未命中</w:t>
-        <w:br/>
+      </w:r>
+      <w:r>
+        <w:rPr>
+          <w:rFonts w:ascii="Consolas" w:hAnsi="Consolas" w:eastAsia="宋体"/>
+          <w:b w:val="0"/>
+          <w:sz w:val="18"/>
+        </w:rPr>
+        <w:br w:type="textWrapping"/>
+      </w:r>
+      <w:r>
+        <w:rPr>
+          <w:rFonts w:ascii="Consolas" w:hAnsi="Consolas" w:eastAsia="宋体"/>
+          <w:b w:val="0"/>
+          <w:sz w:val="18"/>
+        </w:rPr>
         <w:t>② SETNX 互斥锁 + 双重检查 (击穿防护, 只放一个线程回源)</w:t>
-        <w:br/>
+      </w:r>
+      <w:r>
+        <w:rPr>
+          <w:rFonts w:ascii="Consolas" w:hAnsi="Consolas" w:eastAsia="宋体"/>
+          <w:b w:val="0"/>
+          <w:sz w:val="18"/>
+        </w:rPr>
+        <w:br w:type="textWrapping"/>
+      </w:r>
+      <w:r>
+        <w:rPr>
+          <w:rFonts w:ascii="Consolas" w:hAnsi="Consolas" w:eastAsia="宋体"/>
+          <w:b w:val="0"/>
+          <w:sz w:val="18"/>
+        </w:rPr>
         <w:t xml:space="preserve">  ↓</w:t>
-        <w:br/>
+      </w:r>
+      <w:r>
+        <w:rPr>
+          <w:rFonts w:ascii="Consolas" w:hAnsi="Consolas" w:eastAsia="宋体"/>
+          <w:b w:val="0"/>
+          <w:sz w:val="18"/>
+        </w:rPr>
+        <w:br w:type="textWrapping"/>
+      </w:r>
+      <w:r>
+        <w:rPr>
+          <w:rFonts w:ascii="Consolas" w:hAnsi="Consolas" w:eastAsia="宋体"/>
+          <w:b w:val="0"/>
+          <w:sz w:val="18"/>
+        </w:rPr>
         <w:t>③ 查 DB → null 则写空值标记(2 分钟) / 有则回填缓存(10 分钟 + 随机 0~120s 防雪崩)</w:t>
       </w:r>
     </w:p>
@@ -6422,8 +7664,23 @@
     <w:tbl>
       <w:tblPr>
         <w:tblStyle w:val="49"/>
-        <w:tblW w:type="auto" w:w="0"/>
-        <w:tblLook w:firstColumn="1" w:firstRow="1" w:lastColumn="0" w:lastRow="0" w:noHBand="0" w:noVBand="1" w:val="04A0"/>
+        <w:tblW w:w="0" w:type="auto"/>
+        <w:tblInd w:w="0" w:type="dxa"/>
+        <w:tblBorders>
+          <w:top w:val="single" w:color="4F81BD" w:themeColor="accent1" w:sz="8" w:space="0"/>
+          <w:left w:val="single" w:color="4F81BD" w:themeColor="accent1" w:sz="8" w:space="0"/>
+          <w:bottom w:val="single" w:color="4F81BD" w:themeColor="accent1" w:sz="8" w:space="0"/>
+          <w:right w:val="single" w:color="4F81BD" w:themeColor="accent1" w:sz="8" w:space="0"/>
+          <w:insideH w:val="single" w:color="4F81BD" w:themeColor="accent1" w:sz="8" w:space="0"/>
+          <w:insideV w:val="single" w:color="4F81BD" w:themeColor="accent1" w:sz="8" w:space="0"/>
+        </w:tblBorders>
+        <w:tblLayout w:type="autofit"/>
+        <w:tblCellMar>
+          <w:top w:w="0" w:type="dxa"/>
+          <w:left w:w="108" w:type="dxa"/>
+          <w:bottom w:w="0" w:type="dxa"/>
+          <w:right w:w="108" w:type="dxa"/>
+        </w:tblCellMar>
       </w:tblPr>
       <w:tblGrid>
         <w:gridCol w:w="2880"/>
@@ -6431,9 +7688,25 @@
         <w:gridCol w:w="2880"/>
       </w:tblGrid>
       <w:tr>
+        <w:tblPrEx>
+          <w:tblBorders>
+            <w:top w:val="single" w:color="4F81BD" w:themeColor="accent1" w:sz="8" w:space="0"/>
+            <w:left w:val="single" w:color="4F81BD" w:themeColor="accent1" w:sz="8" w:space="0"/>
+            <w:bottom w:val="single" w:color="4F81BD" w:themeColor="accent1" w:sz="8" w:space="0"/>
+            <w:right w:val="single" w:color="4F81BD" w:themeColor="accent1" w:sz="8" w:space="0"/>
+            <w:insideH w:val="single" w:color="4F81BD" w:themeColor="accent1" w:sz="8" w:space="0"/>
+            <w:insideV w:val="single" w:color="4F81BD" w:themeColor="accent1" w:sz="8" w:space="0"/>
+          </w:tblBorders>
+          <w:tblCellMar>
+            <w:top w:w="0" w:type="dxa"/>
+            <w:left w:w="108" w:type="dxa"/>
+            <w:bottom w:w="0" w:type="dxa"/>
+            <w:right w:w="108" w:type="dxa"/>
+          </w:tblCellMar>
+        </w:tblPrEx>
         <w:tc>
           <w:tcPr>
-            <w:tcW w:type="dxa" w:w="2880"/>
+            <w:tcW w:w="2880" w:type="dxa"/>
           </w:tcPr>
           <w:p>
             <w:r>
@@ -6449,7 +7722,7 @@
         </w:tc>
         <w:tc>
           <w:tcPr>
-            <w:tcW w:type="dxa" w:w="2880"/>
+            <w:tcW w:w="2880" w:type="dxa"/>
           </w:tcPr>
           <w:p>
             <w:r>
@@ -6465,7 +7738,7 @@
         </w:tc>
         <w:tc>
           <w:tcPr>
-            <w:tcW w:type="dxa" w:w="2880"/>
+            <w:tcW w:w="2880" w:type="dxa"/>
           </w:tcPr>
           <w:p>
             <w:r>
@@ -6481,9 +7754,25 @@
         </w:tc>
       </w:tr>
       <w:tr>
+        <w:tblPrEx>
+          <w:tblBorders>
+            <w:top w:val="single" w:color="4F81BD" w:themeColor="accent1" w:sz="8" w:space="0"/>
+            <w:left w:val="single" w:color="4F81BD" w:themeColor="accent1" w:sz="8" w:space="0"/>
+            <w:bottom w:val="single" w:color="4F81BD" w:themeColor="accent1" w:sz="8" w:space="0"/>
+            <w:right w:val="single" w:color="4F81BD" w:themeColor="accent1" w:sz="8" w:space="0"/>
+            <w:insideH w:val="single" w:color="4F81BD" w:themeColor="accent1" w:sz="8" w:space="0"/>
+            <w:insideV w:val="single" w:color="4F81BD" w:themeColor="accent1" w:sz="8" w:space="0"/>
+          </w:tblBorders>
+          <w:tblCellMar>
+            <w:top w:w="0" w:type="dxa"/>
+            <w:left w:w="108" w:type="dxa"/>
+            <w:bottom w:w="0" w:type="dxa"/>
+            <w:right w:w="108" w:type="dxa"/>
+          </w:tblCellMar>
+        </w:tblPrEx>
         <w:tc>
           <w:tcPr>
-            <w:tcW w:type="dxa" w:w="2880"/>
+            <w:tcW w:w="2880" w:type="dxa"/>
           </w:tcPr>
           <w:p>
             <w:r>
@@ -6498,7 +7787,7 @@
         </w:tc>
         <w:tc>
           <w:tcPr>
-            <w:tcW w:type="dxa" w:w="2880"/>
+            <w:tcW w:w="2880" w:type="dxa"/>
           </w:tcPr>
           <w:p>
             <w:r>
@@ -6513,7 +7802,7 @@
         </w:tc>
         <w:tc>
           <w:tcPr>
-            <w:tcW w:type="dxa" w:w="2880"/>
+            <w:tcW w:w="2880" w:type="dxa"/>
           </w:tcPr>
           <w:p>
             <w:r>
@@ -6528,9 +7817,25 @@
         </w:tc>
       </w:tr>
       <w:tr>
+        <w:tblPrEx>
+          <w:tblBorders>
+            <w:top w:val="single" w:color="4F81BD" w:themeColor="accent1" w:sz="8" w:space="0"/>
+            <w:left w:val="single" w:color="4F81BD" w:themeColor="accent1" w:sz="8" w:space="0"/>
+            <w:bottom w:val="single" w:color="4F81BD" w:themeColor="accent1" w:sz="8" w:space="0"/>
+            <w:right w:val="single" w:color="4F81BD" w:themeColor="accent1" w:sz="8" w:space="0"/>
+            <w:insideH w:val="single" w:color="4F81BD" w:themeColor="accent1" w:sz="8" w:space="0"/>
+            <w:insideV w:val="single" w:color="4F81BD" w:themeColor="accent1" w:sz="8" w:space="0"/>
+          </w:tblBorders>
+          <w:tblCellMar>
+            <w:top w:w="0" w:type="dxa"/>
+            <w:left w:w="108" w:type="dxa"/>
+            <w:bottom w:w="0" w:type="dxa"/>
+            <w:right w:w="108" w:type="dxa"/>
+          </w:tblCellMar>
+        </w:tblPrEx>
         <w:tc>
           <w:tcPr>
-            <w:tcW w:type="dxa" w:w="2880"/>
+            <w:tcW w:w="2880" w:type="dxa"/>
           </w:tcPr>
           <w:p>
             <w:r>
@@ -6545,7 +7850,7 @@
         </w:tc>
         <w:tc>
           <w:tcPr>
-            <w:tcW w:type="dxa" w:w="2880"/>
+            <w:tcW w:w="2880" w:type="dxa"/>
           </w:tcPr>
           <w:p>
             <w:r>
@@ -6560,7 +7865,7 @@
         </w:tc>
         <w:tc>
           <w:tcPr>
-            <w:tcW w:type="dxa" w:w="2880"/>
+            <w:tcW w:w="2880" w:type="dxa"/>
           </w:tcPr>
           <w:p>
             <w:r>
@@ -6575,9 +7880,25 @@
         </w:tc>
       </w:tr>
       <w:tr>
+        <w:tblPrEx>
+          <w:tblBorders>
+            <w:top w:val="single" w:color="4F81BD" w:themeColor="accent1" w:sz="8" w:space="0"/>
+            <w:left w:val="single" w:color="4F81BD" w:themeColor="accent1" w:sz="8" w:space="0"/>
+            <w:bottom w:val="single" w:color="4F81BD" w:themeColor="accent1" w:sz="8" w:space="0"/>
+            <w:right w:val="single" w:color="4F81BD" w:themeColor="accent1" w:sz="8" w:space="0"/>
+            <w:insideH w:val="single" w:color="4F81BD" w:themeColor="accent1" w:sz="8" w:space="0"/>
+            <w:insideV w:val="single" w:color="4F81BD" w:themeColor="accent1" w:sz="8" w:space="0"/>
+          </w:tblBorders>
+          <w:tblCellMar>
+            <w:top w:w="0" w:type="dxa"/>
+            <w:left w:w="108" w:type="dxa"/>
+            <w:bottom w:w="0" w:type="dxa"/>
+            <w:right w:w="108" w:type="dxa"/>
+          </w:tblCellMar>
+        </w:tblPrEx>
         <w:tc>
           <w:tcPr>
-            <w:tcW w:type="dxa" w:w="2880"/>
+            <w:tcW w:w="2880" w:type="dxa"/>
           </w:tcPr>
           <w:p>
             <w:r>
@@ -6592,7 +7913,7 @@
         </w:tc>
         <w:tc>
           <w:tcPr>
-            <w:tcW w:type="dxa" w:w="2880"/>
+            <w:tcW w:w="2880" w:type="dxa"/>
           </w:tcPr>
           <w:p>
             <w:r>
@@ -6607,7 +7928,7 @@
         </w:tc>
         <w:tc>
           <w:tcPr>
-            <w:tcW w:type="dxa" w:w="2880"/>
+            <w:tcW w:w="2880" w:type="dxa"/>
           </w:tcPr>
           <w:p>
             <w:r>
@@ -6622,15 +7943,7 @@
         </w:tc>
       </w:tr>
     </w:tbl>
-    <w:p>
-      <w:r>
-        <w:rPr>
-          <w:rFonts w:ascii="微软雅黑" w:hAnsi="微软雅黑" w:eastAsia="微软雅黑"/>
-          <w:b w:val="0"/>
-          <w:sz w:val="21"/>
-        </w:rPr>
-      </w:r>
-    </w:p>
+    <w:p/>
     <w:p>
       <w:r>
         <w:rPr>
@@ -7373,7 +8686,7 @@
     <w:lsdException w:uiPriority="99" w:name="endnote reference"/>
     <w:lsdException w:uiPriority="99" w:name="endnote text"/>
     <w:lsdException w:uiPriority="99" w:name="table of authorities"/>
-    <w:lsdException w:uiPriority="99" w:semiHidden="0" w:name="macro"/>
+    <w:lsdException w:qFormat="1" w:uiPriority="99" w:semiHidden="0" w:name="macro"/>
     <w:lsdException w:uiPriority="99" w:name="toa heading"/>
     <w:lsdException w:uiPriority="99" w:semiHidden="0" w:name="List"/>
     <w:lsdException w:uiPriority="99" w:semiHidden="0" w:name="List Bullet"/>
@@ -7387,7 +8700,7 @@
     <w:lsdException w:uiPriority="99" w:name="List Bullet 4"/>
     <w:lsdException w:uiPriority="99" w:name="List Bullet 5"/>
     <w:lsdException w:uiPriority="99" w:semiHidden="0" w:name="List Number 2"/>
-    <w:lsdException w:uiPriority="99" w:semiHidden="0" w:name="List Number 3"/>
+    <w:lsdException w:qFormat="1" w:uiPriority="99" w:semiHidden="0" w:name="List Number 3"/>
     <w:lsdException w:uiPriority="99" w:name="List Number 4"/>
     <w:lsdException w:uiPriority="99" w:name="List Number 5"/>
     <w:lsdException w:qFormat="1" w:unhideWhenUsed="0" w:uiPriority="10" w:semiHidden="0" w:name="Title"/>
@@ -7431,7 +8744,7 @@
     <w:lsdException w:uiPriority="99" w:name="HTML Sample"/>
     <w:lsdException w:uiPriority="99" w:name="HTML Typewriter"/>
     <w:lsdException w:uiPriority="99" w:name="HTML Variable"/>
-    <w:lsdException w:uiPriority="99" w:name="Normal Table"/>
+    <w:lsdException w:qFormat="1" w:uiPriority="99" w:name="Normal Table"/>
     <w:lsdException w:uiPriority="99" w:name="annotation subject"/>
     <w:lsdException w:uiPriority="99" w:name="Table Simple 1"/>
     <w:lsdException w:uiPriority="99" w:name="Table Simple 2"/>
@@ -7484,15 +8797,15 @@
     <w:lsdException w:unhideWhenUsed="0" w:uiPriority="62" w:semiHidden="0" w:name="Light Grid"/>
     <w:lsdException w:unhideWhenUsed="0" w:uiPriority="63" w:semiHidden="0" w:name="Medium Shading 1"/>
     <w:lsdException w:unhideWhenUsed="0" w:uiPriority="64" w:semiHidden="0" w:name="Medium Shading 2"/>
-    <w:lsdException w:unhideWhenUsed="0" w:uiPriority="65" w:semiHidden="0" w:name="Medium List 1"/>
+    <w:lsdException w:qFormat="1" w:unhideWhenUsed="0" w:uiPriority="65" w:semiHidden="0" w:name="Medium List 1"/>
     <w:lsdException w:unhideWhenUsed="0" w:uiPriority="66" w:semiHidden="0" w:name="Medium List 2"/>
-    <w:lsdException w:unhideWhenUsed="0" w:uiPriority="67" w:semiHidden="0" w:name="Medium Grid 1"/>
-    <w:lsdException w:unhideWhenUsed="0" w:uiPriority="68" w:semiHidden="0" w:name="Medium Grid 2"/>
-    <w:lsdException w:unhideWhenUsed="0" w:uiPriority="69" w:semiHidden="0" w:name="Medium Grid 3"/>
+    <w:lsdException w:qFormat="1" w:unhideWhenUsed="0" w:uiPriority="67" w:semiHidden="0" w:name="Medium Grid 1"/>
+    <w:lsdException w:qFormat="1" w:unhideWhenUsed="0" w:uiPriority="68" w:semiHidden="0" w:name="Medium Grid 2"/>
+    <w:lsdException w:qFormat="1" w:unhideWhenUsed="0" w:uiPriority="69" w:semiHidden="0" w:name="Medium Grid 3"/>
     <w:lsdException w:unhideWhenUsed="0" w:uiPriority="70" w:semiHidden="0" w:name="Dark List"/>
     <w:lsdException w:unhideWhenUsed="0" w:uiPriority="71" w:semiHidden="0" w:name="Colorful Shading"/>
     <w:lsdException w:unhideWhenUsed="0" w:uiPriority="72" w:semiHidden="0" w:name="Colorful List"/>
-    <w:lsdException w:unhideWhenUsed="0" w:uiPriority="73" w:semiHidden="0" w:name="Colorful Grid"/>
+    <w:lsdException w:qFormat="1" w:unhideWhenUsed="0" w:uiPriority="73" w:semiHidden="0" w:name="Colorful Grid"/>
     <w:lsdException w:unhideWhenUsed="0" w:uiPriority="60" w:semiHidden="0" w:name="Light Shading Accent 1"/>
     <w:lsdException w:unhideWhenUsed="0" w:uiPriority="61" w:semiHidden="0" w:name="Light List Accent 1"/>
     <w:lsdException w:unhideWhenUsed="0" w:uiPriority="62" w:semiHidden="0" w:name="Light Grid Accent 1"/>
@@ -7503,13 +8816,13 @@
     <w:lsdException w:qFormat="1" w:unhideWhenUsed="0" w:uiPriority="29" w:semiHidden="0" w:name="Quote"/>
     <w:lsdException w:qFormat="1" w:unhideWhenUsed="0" w:uiPriority="30" w:semiHidden="0" w:name="Intense Quote"/>
     <w:lsdException w:unhideWhenUsed="0" w:uiPriority="66" w:semiHidden="0" w:name="Medium List 2 Accent 1"/>
-    <w:lsdException w:unhideWhenUsed="0" w:uiPriority="67" w:semiHidden="0" w:name="Medium Grid 1 Accent 1"/>
-    <w:lsdException w:unhideWhenUsed="0" w:uiPriority="68" w:semiHidden="0" w:name="Medium Grid 2 Accent 1"/>
+    <w:lsdException w:qFormat="1" w:unhideWhenUsed="0" w:uiPriority="67" w:semiHidden="0" w:name="Medium Grid 1 Accent 1"/>
+    <w:lsdException w:qFormat="1" w:unhideWhenUsed="0" w:uiPriority="68" w:semiHidden="0" w:name="Medium Grid 2 Accent 1"/>
     <w:lsdException w:unhideWhenUsed="0" w:uiPriority="69" w:semiHidden="0" w:name="Medium Grid 3 Accent 1"/>
     <w:lsdException w:unhideWhenUsed="0" w:uiPriority="70" w:semiHidden="0" w:name="Dark List Accent 1"/>
     <w:lsdException w:unhideWhenUsed="0" w:uiPriority="71" w:semiHidden="0" w:name="Colorful Shading Accent 1"/>
     <w:lsdException w:qFormat="1" w:unhideWhenUsed="0" w:uiPriority="72" w:semiHidden="0" w:name="Colorful List Accent 1"/>
-    <w:lsdException w:unhideWhenUsed="0" w:uiPriority="73" w:semiHidden="0" w:name="Colorful Grid Accent 1"/>
+    <w:lsdException w:qFormat="1" w:unhideWhenUsed="0" w:uiPriority="73" w:semiHidden="0" w:name="Colorful Grid Accent 1"/>
     <w:lsdException w:unhideWhenUsed="0" w:uiPriority="60" w:semiHidden="0" w:name="Light Shading Accent 2"/>
     <w:lsdException w:unhideWhenUsed="0" w:uiPriority="61" w:semiHidden="0" w:name="Light List Accent 2"/>
     <w:lsdException w:unhideWhenUsed="0" w:uiPriority="62" w:semiHidden="0" w:name="Light Grid Accent 2"/>
@@ -7517,9 +8830,9 @@
     <w:lsdException w:unhideWhenUsed="0" w:uiPriority="64" w:semiHidden="0" w:name="Medium Shading 2 Accent 2"/>
     <w:lsdException w:unhideWhenUsed="0" w:uiPriority="65" w:semiHidden="0" w:name="Medium List 1 Accent 2"/>
     <w:lsdException w:unhideWhenUsed="0" w:uiPriority="66" w:semiHidden="0" w:name="Medium List 2 Accent 2"/>
-    <w:lsdException w:unhideWhenUsed="0" w:uiPriority="67" w:semiHidden="0" w:name="Medium Grid 1 Accent 2"/>
-    <w:lsdException w:unhideWhenUsed="0" w:uiPriority="68" w:semiHidden="0" w:name="Medium Grid 2 Accent 2"/>
-    <w:lsdException w:unhideWhenUsed="0" w:uiPriority="69" w:semiHidden="0" w:name="Medium Grid 3 Accent 2"/>
+    <w:lsdException w:qFormat="1" w:unhideWhenUsed="0" w:uiPriority="67" w:semiHidden="0" w:name="Medium Grid 1 Accent 2"/>
+    <w:lsdException w:qFormat="1" w:unhideWhenUsed="0" w:uiPriority="68" w:semiHidden="0" w:name="Medium Grid 2 Accent 2"/>
+    <w:lsdException w:qFormat="1" w:unhideWhenUsed="0" w:uiPriority="69" w:semiHidden="0" w:name="Medium Grid 3 Accent 2"/>
     <w:lsdException w:unhideWhenUsed="0" w:uiPriority="70" w:semiHidden="0" w:name="Dark List Accent 2"/>
     <w:lsdException w:unhideWhenUsed="0" w:uiPriority="71" w:semiHidden="0" w:name="Colorful Shading Accent 2"/>
     <w:lsdException w:unhideWhenUsed="0" w:uiPriority="72" w:semiHidden="0" w:name="Colorful List Accent 2"/>
@@ -7536,46 +8849,46 @@
     <w:lsdException w:unhideWhenUsed="0" w:uiPriority="69" w:semiHidden="0" w:name="Medium Grid 3 Accent 3"/>
     <w:lsdException w:unhideWhenUsed="0" w:uiPriority="70" w:semiHidden="0" w:name="Dark List Accent 3"/>
     <w:lsdException w:unhideWhenUsed="0" w:uiPriority="71" w:semiHidden="0" w:name="Colorful Shading Accent 3"/>
-    <w:lsdException w:unhideWhenUsed="0" w:uiPriority="72" w:semiHidden="0" w:name="Colorful List Accent 3"/>
-    <w:lsdException w:unhideWhenUsed="0" w:uiPriority="73" w:semiHidden="0" w:name="Colorful Grid Accent 3"/>
+    <w:lsdException w:qFormat="1" w:unhideWhenUsed="0" w:uiPriority="72" w:semiHidden="0" w:name="Colorful List Accent 3"/>
+    <w:lsdException w:qFormat="1" w:unhideWhenUsed="0" w:uiPriority="73" w:semiHidden="0" w:name="Colorful Grid Accent 3"/>
     <w:lsdException w:unhideWhenUsed="0" w:uiPriority="60" w:semiHidden="0" w:name="Light Shading Accent 4"/>
     <w:lsdException w:unhideWhenUsed="0" w:uiPriority="61" w:semiHidden="0" w:name="Light List Accent 4"/>
     <w:lsdException w:unhideWhenUsed="0" w:uiPriority="62" w:semiHidden="0" w:name="Light Grid Accent 4"/>
     <w:lsdException w:unhideWhenUsed="0" w:uiPriority="63" w:semiHidden="0" w:name="Medium Shading 1 Accent 4"/>
     <w:lsdException w:unhideWhenUsed="0" w:uiPriority="64" w:semiHidden="0" w:name="Medium Shading 2 Accent 4"/>
-    <w:lsdException w:unhideWhenUsed="0" w:uiPriority="65" w:semiHidden="0" w:name="Medium List 1 Accent 4"/>
+    <w:lsdException w:qFormat="1" w:unhideWhenUsed="0" w:uiPriority="65" w:semiHidden="0" w:name="Medium List 1 Accent 4"/>
     <w:lsdException w:unhideWhenUsed="0" w:uiPriority="66" w:semiHidden="0" w:name="Medium List 2 Accent 4"/>
     <w:lsdException w:unhideWhenUsed="0" w:uiPriority="67" w:semiHidden="0" w:name="Medium Grid 1 Accent 4"/>
-    <w:lsdException w:unhideWhenUsed="0" w:uiPriority="68" w:semiHidden="0" w:name="Medium Grid 2 Accent 4"/>
+    <w:lsdException w:qFormat="1" w:unhideWhenUsed="0" w:uiPriority="68" w:semiHidden="0" w:name="Medium Grid 2 Accent 4"/>
     <w:lsdException w:unhideWhenUsed="0" w:uiPriority="69" w:semiHidden="0" w:name="Medium Grid 3 Accent 4"/>
     <w:lsdException w:unhideWhenUsed="0" w:uiPriority="70" w:semiHidden="0" w:name="Dark List Accent 4"/>
-    <w:lsdException w:unhideWhenUsed="0" w:uiPriority="71" w:semiHidden="0" w:name="Colorful Shading Accent 4"/>
+    <w:lsdException w:qFormat="1" w:unhideWhenUsed="0" w:uiPriority="71" w:semiHidden="0" w:name="Colorful Shading Accent 4"/>
     <w:lsdException w:unhideWhenUsed="0" w:uiPriority="72" w:semiHidden="0" w:name="Colorful List Accent 4"/>
     <w:lsdException w:unhideWhenUsed="0" w:uiPriority="73" w:semiHidden="0" w:name="Colorful Grid Accent 4"/>
     <w:lsdException w:unhideWhenUsed="0" w:uiPriority="60" w:semiHidden="0" w:name="Light Shading Accent 5"/>
     <w:lsdException w:unhideWhenUsed="0" w:uiPriority="61" w:semiHidden="0" w:name="Light List Accent 5"/>
     <w:lsdException w:unhideWhenUsed="0" w:uiPriority="62" w:semiHidden="0" w:name="Light Grid Accent 5"/>
     <w:lsdException w:unhideWhenUsed="0" w:uiPriority="63" w:semiHidden="0" w:name="Medium Shading 1 Accent 5"/>
-    <w:lsdException w:unhideWhenUsed="0" w:uiPriority="64" w:semiHidden="0" w:name="Medium Shading 2 Accent 5"/>
-    <w:lsdException w:unhideWhenUsed="0" w:uiPriority="65" w:semiHidden="0" w:name="Medium List 1 Accent 5"/>
-    <w:lsdException w:unhideWhenUsed="0" w:uiPriority="66" w:semiHidden="0" w:name="Medium List 2 Accent 5"/>
-    <w:lsdException w:unhideWhenUsed="0" w:uiPriority="67" w:semiHidden="0" w:name="Medium Grid 1 Accent 5"/>
-    <w:lsdException w:unhideWhenUsed="0" w:uiPriority="68" w:semiHidden="0" w:name="Medium Grid 2 Accent 5"/>
-    <w:lsdException w:unhideWhenUsed="0" w:uiPriority="69" w:semiHidden="0" w:name="Medium Grid 3 Accent 5"/>
+    <w:lsdException w:qFormat="1" w:unhideWhenUsed="0" w:uiPriority="64" w:semiHidden="0" w:name="Medium Shading 2 Accent 5"/>
+    <w:lsdException w:qFormat="1" w:unhideWhenUsed="0" w:uiPriority="65" w:semiHidden="0" w:name="Medium List 1 Accent 5"/>
+    <w:lsdException w:qFormat="1" w:unhideWhenUsed="0" w:uiPriority="66" w:semiHidden="0" w:name="Medium List 2 Accent 5"/>
+    <w:lsdException w:qFormat="1" w:unhideWhenUsed="0" w:uiPriority="67" w:semiHidden="0" w:name="Medium Grid 1 Accent 5"/>
+    <w:lsdException w:qFormat="1" w:unhideWhenUsed="0" w:uiPriority="68" w:semiHidden="0" w:name="Medium Grid 2 Accent 5"/>
+    <w:lsdException w:qFormat="1" w:unhideWhenUsed="0" w:uiPriority="69" w:semiHidden="0" w:name="Medium Grid 3 Accent 5"/>
     <w:lsdException w:unhideWhenUsed="0" w:uiPriority="70" w:semiHidden="0" w:name="Dark List Accent 5"/>
-    <w:lsdException w:unhideWhenUsed="0" w:uiPriority="71" w:semiHidden="0" w:name="Colorful Shading Accent 5"/>
-    <w:lsdException w:unhideWhenUsed="0" w:uiPriority="72" w:semiHidden="0" w:name="Colorful List Accent 5"/>
+    <w:lsdException w:qFormat="1" w:unhideWhenUsed="0" w:uiPriority="71" w:semiHidden="0" w:name="Colorful Shading Accent 5"/>
+    <w:lsdException w:qFormat="1" w:unhideWhenUsed="0" w:uiPriority="72" w:semiHidden="0" w:name="Colorful List Accent 5"/>
     <w:lsdException w:unhideWhenUsed="0" w:uiPriority="73" w:semiHidden="0" w:name="Colorful Grid Accent 5"/>
     <w:lsdException w:unhideWhenUsed="0" w:uiPriority="60" w:semiHidden="0" w:name="Light Shading Accent 6"/>
     <w:lsdException w:unhideWhenUsed="0" w:uiPriority="61" w:semiHidden="0" w:name="Light List Accent 6"/>
     <w:lsdException w:unhideWhenUsed="0" w:uiPriority="62" w:semiHidden="0" w:name="Light Grid Accent 6"/>
     <w:lsdException w:unhideWhenUsed="0" w:uiPriority="63" w:semiHidden="0" w:name="Medium Shading 1 Accent 6"/>
     <w:lsdException w:unhideWhenUsed="0" w:uiPriority="64" w:semiHidden="0" w:name="Medium Shading 2 Accent 6"/>
-    <w:lsdException w:unhideWhenUsed="0" w:uiPriority="65" w:semiHidden="0" w:name="Medium List 1 Accent 6"/>
+    <w:lsdException w:qFormat="1" w:unhideWhenUsed="0" w:uiPriority="65" w:semiHidden="0" w:name="Medium List 1 Accent 6"/>
     <w:lsdException w:unhideWhenUsed="0" w:uiPriority="66" w:semiHidden="0" w:name="Medium List 2 Accent 6"/>
     <w:lsdException w:unhideWhenUsed="0" w:uiPriority="67" w:semiHidden="0" w:name="Medium Grid 1 Accent 6"/>
     <w:lsdException w:unhideWhenUsed="0" w:uiPriority="68" w:semiHidden="0" w:name="Medium Grid 2 Accent 6"/>
-    <w:lsdException w:unhideWhenUsed="0" w:uiPriority="69" w:semiHidden="0" w:name="Medium Grid 3 Accent 6"/>
+    <w:lsdException w:qFormat="1" w:unhideWhenUsed="0" w:uiPriority="69" w:semiHidden="0" w:name="Medium Grid 3 Accent 6"/>
     <w:lsdException w:unhideWhenUsed="0" w:uiPriority="70" w:semiHidden="0" w:name="Dark List Accent 6"/>
     <w:lsdException w:unhideWhenUsed="0" w:uiPriority="71" w:semiHidden="0" w:name="Colorful Shading Accent 6"/>
     <w:lsdException w:unhideWhenUsed="0" w:uiPriority="72" w:semiHidden="0" w:name="Colorful List Accent 6"/>
@@ -7841,6 +9154,7 @@
     <w:name w:val="Normal Table"/>
     <w:semiHidden/>
     <w:unhideWhenUsed/>
+    <w:qFormat/>
     <w:uiPriority w:val="99"/>
     <w:tblPr>
       <w:tblCellMar>
@@ -7855,6 +9169,7 @@
     <w:name w:val="macro"/>
     <w:link w:val="147"/>
     <w:unhideWhenUsed/>
+    <w:qFormat/>
     <w:uiPriority w:val="99"/>
     <w:pPr>
       <w:tabs>
@@ -7989,6 +9304,7 @@
     <w:name w:val="List Number 3"/>
     <w:basedOn w:val="1"/>
     <w:unhideWhenUsed/>
+    <w:qFormat/>
     <w:uiPriority w:val="99"/>
     <w:pPr>
       <w:numPr>
@@ -11974,6 +13290,7 @@
   <w:style w:type="table" w:styleId="67">
     <w:name w:val="Medium Shading 2 Accent 5"/>
     <w:basedOn w:val="32"/>
+    <w:qFormat/>
     <w:uiPriority w:val="64"/>
     <w:pPr>
       <w:spacing w:after="0" w:line="240" w:lineRule="auto"/>
@@ -12304,6 +13621,7 @@
   <w:style w:type="table" w:styleId="69">
     <w:name w:val="Medium List 1"/>
     <w:basedOn w:val="32"/>
+    <w:qFormat/>
     <w:uiPriority w:val="65"/>
     <w:pPr>
       <w:spacing w:after="0" w:line="240" w:lineRule="auto"/>
@@ -12664,6 +13982,7 @@
   <w:style w:type="table" w:styleId="73">
     <w:name w:val="Medium List 1 Accent 4"/>
     <w:basedOn w:val="32"/>
+    <w:qFormat/>
     <w:uiPriority w:val="65"/>
     <w:pPr>
       <w:spacing w:after="0" w:line="240" w:lineRule="auto"/>
@@ -12754,6 +14073,7 @@
   <w:style w:type="table" w:styleId="74">
     <w:name w:val="Medium List 1 Accent 5"/>
     <w:basedOn w:val="32"/>
+    <w:qFormat/>
     <w:uiPriority w:val="65"/>
     <w:pPr>
       <w:spacing w:after="0" w:line="240" w:lineRule="auto"/>
@@ -12844,6 +14164,7 @@
   <w:style w:type="table" w:styleId="75">
     <w:name w:val="Medium List 1 Accent 6"/>
     <w:basedOn w:val="32"/>
+    <w:qFormat/>
     <w:uiPriority w:val="65"/>
     <w:pPr>
       <w:spacing w:after="0" w:line="240" w:lineRule="auto"/>
@@ -13579,6 +14900,7 @@
   <w:style w:type="table" w:styleId="81">
     <w:name w:val="Medium List 2 Accent 5"/>
     <w:basedOn w:val="32"/>
+    <w:qFormat/>
     <w:uiPriority w:val="66"/>
     <w:pPr>
       <w:spacing w:after="0" w:line="240" w:lineRule="auto"/>
@@ -13837,6 +15159,7 @@
   <w:style w:type="table" w:styleId="83">
     <w:name w:val="Medium Grid 1"/>
     <w:basedOn w:val="32"/>
+    <w:qFormat/>
     <w:uiPriority w:val="67"/>
     <w:pPr>
       <w:spacing w:after="0" w:line="240" w:lineRule="auto"/>
@@ -13906,6 +15229,7 @@
   <w:style w:type="table" w:styleId="84">
     <w:name w:val="Medium Grid 1 Accent 1"/>
     <w:basedOn w:val="32"/>
+    <w:qFormat/>
     <w:uiPriority w:val="67"/>
     <w:pPr>
       <w:spacing w:after="0" w:line="240" w:lineRule="auto"/>
@@ -13975,6 +15299,7 @@
   <w:style w:type="table" w:styleId="85">
     <w:name w:val="Medium Grid 1 Accent 2"/>
     <w:basedOn w:val="32"/>
+    <w:qFormat/>
     <w:uiPriority w:val="67"/>
     <w:pPr>
       <w:spacing w:after="0" w:line="240" w:lineRule="auto"/>
@@ -14182,6 +15507,7 @@
   <w:style w:type="table" w:styleId="88">
     <w:name w:val="Medium Grid 1 Accent 5"/>
     <w:basedOn w:val="32"/>
+    <w:qFormat/>
     <w:uiPriority w:val="67"/>
     <w:pPr>
       <w:spacing w:after="0" w:line="240" w:lineRule="auto"/>
@@ -14320,6 +15646,7 @@
   <w:style w:type="table" w:styleId="90">
     <w:name w:val="Medium Grid 2"/>
     <w:basedOn w:val="32"/>
+    <w:qFormat/>
     <w:uiPriority w:val="68"/>
     <w:pPr>
       <w:spacing w:after="0" w:line="240" w:lineRule="auto"/>
@@ -14466,6 +15793,7 @@
   <w:style w:type="table" w:styleId="91">
     <w:name w:val="Medium Grid 2 Accent 1"/>
     <w:basedOn w:val="32"/>
+    <w:qFormat/>
     <w:uiPriority w:val="68"/>
     <w:pPr>
       <w:spacing w:after="0" w:line="240" w:lineRule="auto"/>
@@ -14612,6 +15940,7 @@
   <w:style w:type="table" w:styleId="92">
     <w:name w:val="Medium Grid 2 Accent 2"/>
     <w:basedOn w:val="32"/>
+    <w:qFormat/>
     <w:uiPriority w:val="68"/>
     <w:pPr>
       <w:spacing w:after="0" w:line="240" w:lineRule="auto"/>
@@ -14904,6 +16233,7 @@
   <w:style w:type="table" w:styleId="94">
     <w:name w:val="Medium Grid 2 Accent 4"/>
     <w:basedOn w:val="32"/>
+    <w:qFormat/>
     <w:uiPriority w:val="68"/>
     <w:pPr>
       <w:spacing w:after="0" w:line="240" w:lineRule="auto"/>
@@ -15050,6 +16380,7 @@
   <w:style w:type="table" w:styleId="95">
     <w:name w:val="Medium Grid 2 Accent 5"/>
     <w:basedOn w:val="32"/>
+    <w:qFormat/>
     <w:uiPriority w:val="68"/>
     <w:pPr>
       <w:spacing w:after="0" w:line="240" w:lineRule="auto"/>
@@ -15342,6 +16673,7 @@
   <w:style w:type="table" w:styleId="97">
     <w:name w:val="Medium Grid 3"/>
     <w:basedOn w:val="32"/>
+    <w:qFormat/>
     <w:uiPriority w:val="69"/>
     <w:pPr>
       <w:spacing w:after="0" w:line="240" w:lineRule="auto"/>
@@ -15656,6 +16988,7 @@
   <w:style w:type="table" w:styleId="99">
     <w:name w:val="Medium Grid 3 Accent 2"/>
     <w:basedOn w:val="32"/>
+    <w:qFormat/>
     <w:uiPriority w:val="69"/>
     <w:pPr>
       <w:spacing w:after="0" w:line="240" w:lineRule="auto"/>
@@ -16127,6 +17460,7 @@
   <w:style w:type="table" w:styleId="102">
     <w:name w:val="Medium Grid 3 Accent 5"/>
     <w:basedOn w:val="32"/>
+    <w:qFormat/>
     <w:uiPriority w:val="69"/>
     <w:pPr>
       <w:spacing w:after="0" w:line="240" w:lineRule="auto"/>
@@ -16284,6 +17618,7 @@
   <w:style w:type="table" w:styleId="103">
     <w:name w:val="Medium Grid 3 Accent 6"/>
     <w:basedOn w:val="32"/>
+    <w:qFormat/>
     <w:uiPriority w:val="69"/>
     <w:pPr>
       <w:spacing w:after="0" w:line="240" w:lineRule="auto"/>
@@ -17818,6 +19153,7 @@
   <w:style w:type="table" w:styleId="115">
     <w:name w:val="Colorful Shading Accent 4"/>
     <w:basedOn w:val="32"/>
+    <w:qFormat/>
     <w:uiPriority w:val="71"/>
     <w:pPr>
       <w:spacing w:after="0" w:line="240" w:lineRule="auto"/>
@@ -17966,6 +19302,7 @@
   <w:style w:type="table" w:styleId="116">
     <w:name w:val="Colorful Shading Accent 5"/>
     <w:basedOn w:val="32"/>
+    <w:qFormat/>
     <w:uiPriority w:val="71"/>
     <w:pPr>
       <w:spacing w:after="0" w:line="240" w:lineRule="auto"/>
@@ -18539,6 +19876,7 @@
   <w:style w:type="table" w:styleId="121">
     <w:name w:val="Colorful List Accent 3"/>
     <w:basedOn w:val="32"/>
+    <w:qFormat/>
     <w:uiPriority w:val="72"/>
     <w:pPr>
       <w:spacing w:after="0" w:line="240" w:lineRule="auto"/>
@@ -18723,6 +20061,7 @@
   <w:style w:type="table" w:styleId="123">
     <w:name w:val="Colorful List Accent 5"/>
     <w:basedOn w:val="32"/>
+    <w:qFormat/>
     <w:uiPriority w:val="72"/>
     <w:pPr>
       <w:spacing w:after="0" w:line="240" w:lineRule="auto"/>
@@ -18907,6 +20246,7 @@
   <w:style w:type="table" w:styleId="125">
     <w:name w:val="Colorful Grid"/>
     <w:basedOn w:val="32"/>
+    <w:qFormat/>
     <w:uiPriority w:val="73"/>
     <w:pPr>
       <w:spacing w:after="0" w:line="240" w:lineRule="auto"/>
@@ -19003,6 +20343,7 @@
   <w:style w:type="table" w:styleId="126">
     <w:name w:val="Colorful Grid Accent 1"/>
     <w:basedOn w:val="32"/>
+    <w:qFormat/>
     <w:uiPriority w:val="73"/>
     <w:pPr>
       <w:spacing w:after="0" w:line="240" w:lineRule="auto"/>
@@ -19195,6 +20536,7 @@
   <w:style w:type="table" w:styleId="128">
     <w:name w:val="Colorful Grid Accent 3"/>
     <w:basedOn w:val="32"/>
+    <w:qFormat/>
     <w:uiPriority w:val="73"/>
     <w:pPr>
       <w:spacing w:after="0" w:line="240" w:lineRule="auto"/>
